--- a/spa/docx/05.content.docx
+++ b/spa/docx/05.content.docx
@@ -2572,7 +2572,7 @@
         <w:rPr>
           <w:lang w:val="es_ES" w:bidi="es_ES"/>
         </w:rPr>
-        <w:t xml:space="preserve"> Obsérvenlas y cúmplanlas, y demostrarán su sabiduría y entendimiento ante las naciones. Cuando estas escuchen acerca de todos estos mandatos, dirán: «¡Qué pueblo tan sabio e inteligente es esta gran nación!».</w:t>
+        <w:t xml:space="preserve"> Obsérvenlas y cúmplanlas, y demostrarán su sabiduría y entendimiento ante las naciones. Cuando estas escuchen acerca de todos estos mandatos, dirán:—¡Qué pueblo tan sabio e inteligente es esta gran nación!</w:t>
       </w:r>
     </w:p>
     <w:p>
@@ -2719,7 +2719,7 @@
         <w:rPr>
           <w:lang w:val="es_ES" w:bidi="es_ES"/>
         </w:rPr>
-        <w:t xml:space="preserve"> Les proclamó su pacto que debían cumplir: los Diez Mandamientos, escritos en dos tablas de piedra.</w:t>
+        <w:t xml:space="preserve"> Les proclamó su pacto que debían cumplir: los diez mandamientos, escritos en 2 tablas de piedra.</w:t>
       </w:r>
     </w:p>
     <w:p>
@@ -2782,7 +2782,7 @@
         <w:rPr>
           <w:lang w:val="es_ES" w:bidi="es_ES"/>
         </w:rPr>
-        <w:t xml:space="preserve"> No se corrompan fabricando imágenes talladas con forma de hombre, mujer, animal o ave.</w:t>
+        <w:t xml:space="preserve"> No se corrompan fabricando imágenes talladas con forma de hombre, mujer, animal sobre la tierra, ave del cielo,</w:t>
       </w:r>
     </w:p>
     <w:p>
@@ -2803,7 +2803,7 @@
         <w:rPr>
           <w:lang w:val="es_ES" w:bidi="es_ES"/>
         </w:rPr>
-        <w:t xml:space="preserve"> De un reptil sobre la tierra o de un pez que vive en el agua.</w:t>
+        <w:t xml:space="preserve"> reptil sobre la tierra o pez que vive en el agua.</w:t>
       </w:r>
     </w:p>
     <w:p>
@@ -2929,7 +2929,7 @@
         <w:rPr>
           <w:lang w:val="es_ES" w:bidi="es_ES"/>
         </w:rPr>
-        <w:t xml:space="preserve"> Porque el Señor su Dios es como un fuego que todo lo consume, es un Dios celoso.</w:t>
+        <w:t xml:space="preserve"> El Señor su Dios es como un fuego que todo lo consume. Es un Dios celoso.</w:t>
       </w:r>
     </w:p>
     <w:p>
@@ -2950,7 +2950,7 @@
         <w:rPr>
           <w:lang w:val="es_ES" w:bidi="es_ES"/>
         </w:rPr>
-        <w:t xml:space="preserve"> En el futuro, cuando ya tengan hijos y nietos y lleven mucho tiempo viviendo en la tierra, si se corrompen fabricando ídolos y hacen enojar al Señor su Dios,</w:t>
+        <w:t xml:space="preserve"> En el futuro, cuando ya tengan hijos y nietos y lleven mucho tiempo viviendo en la tierra, puede ocurrir que se corrompan fabricando ídolos y hagan enojar al Señor su Dios.</w:t>
       </w:r>
     </w:p>
     <w:p>
@@ -2971,7 +2971,7 @@
         <w:rPr>
           <w:lang w:val="es_ES" w:bidi="es_ES"/>
         </w:rPr>
-        <w:t xml:space="preserve"> Hoy pongo al cielo y la tierra como testigos de que desaparecerán rápidamente de la tierra que van a conquistar al cruzar el Jordán. No vivirán mucho tiempo allí, serán totalmente destruidos.</w:t>
+        <w:t xml:space="preserve"> Hoy pongo al cielo y la tierra como testigos de que desaparecerán rápidamente de la tierra que van a conquistar al cruzar el Jordán. No vivirán mucho tiempo allí. Serán totalmente destruidos.</w:t>
       </w:r>
     </w:p>
     <w:p>
@@ -3076,7 +3076,7 @@
         <w:rPr>
           <w:lang w:val="es_ES" w:bidi="es_ES"/>
         </w:rPr>
-        <w:t xml:space="preserve"> Porque el Señor su Dios tiene misericordia: no los dejará de lado ni los aniquilará, tampoco olvidará el pacto que juró a sus antepasados.</w:t>
+        <w:t xml:space="preserve"> El Señor su Dios tiene misericordia. No los dejará de lado ni los aniquilará, tampoco olvidará el pacto que juró a sus antepasados.</w:t>
       </w:r>
     </w:p>
     <w:p>
@@ -3097,7 +3097,7 @@
         <w:rPr>
           <w:lang w:val="es_ES" w:bidi="es_ES"/>
         </w:rPr>
-        <w:t xml:space="preserve"> Pregunten sobre los tiempos pasados, desde que Dios creó a los primeros seres humanos en la tierra, investiguen de un extremo al otro del cielo. ¿Ha sucedido jamás algo semejante?</w:t>
+        <w:t xml:space="preserve"> Pregunten sobre los tiempos pasados, desde que Dios creó a los primeros seres humanos en la tierra. Investiguen de un extremo al otro del cielo. ¿Ha sucedido jamás algo semejante?</w:t>
       </w:r>
     </w:p>
     <w:p>
@@ -3286,7 +3286,7 @@
         <w:rPr>
           <w:lang w:val="es_ES" w:bidi="es_ES"/>
         </w:rPr>
-        <w:t xml:space="preserve"> Entonces Moisés escogió tres ciudades en la ribera oriental del Jordán.</w:t>
+        <w:t xml:space="preserve"> Entonces Moisés escogió 3 ciudades en la ribera oriental del Jordán</w:t>
       </w:r>
     </w:p>
     <w:p>
@@ -3307,7 +3307,7 @@
         <w:rPr>
           <w:lang w:val="es_ES" w:bidi="es_ES"/>
         </w:rPr>
-        <w:t xml:space="preserve"> Para que allí pudiera huir quien matara a alguien sin querer.</w:t>
+        <w:t xml:space="preserve"> para que allí pudiera huir quien matara a alguien sin querer.</w:t>
       </w:r>
     </w:p>
     <w:p>
@@ -3370,7 +3370,7 @@
         <w:rPr>
           <w:lang w:val="es_ES" w:bidi="es_ES"/>
         </w:rPr>
-        <w:t xml:space="preserve"> Conquistaron también el territorio de Og, rey de Basán. Estos dos reyes amorreos gobernaban al este del Jordán.</w:t>
+        <w:t xml:space="preserve"> Conquistaron también el territorio de Og, rey de Basán. Estos 2 reyes amorreos gobernaban al este del Jordán.</w:t>
       </w:r>
     </w:p>
     <w:p>
@@ -3596,7 +3596,7 @@
         <w:rPr>
           <w:lang w:val="es_ES" w:bidi="es_ES"/>
         </w:rPr>
-        <w:t xml:space="preserve"> No te inclines ante esas imágenes ni las adores, porque yo, el Señor tu Dios, soy un Dios celoso que castiga a los hijos por la maldad de sus padres hasta la tercera y cuarta generación de quienes me rechazan, pero muestro mi amor por mil generaciones a quienes me aman y cumplen mis mandatos.</w:t>
+        <w:t xml:space="preserve"> No te inclines ante esas imágenes ni las adores, porque yo, el Señor tu Dios, soy un Dios celoso. Castigo a los hijos por la maldad de sus padres hasta la tercera y cuarta generación de quienes me rechazan. Pero muestro mi amor por mil generaciones a quienes me aman y cumplen mis mandatos.</w:t>
       </w:r>
     </w:p>
     <w:p>
@@ -3659,7 +3659,7 @@
         <w:rPr>
           <w:lang w:val="es_ES" w:bidi="es_ES"/>
         </w:rPr>
-        <w:t xml:space="preserve"> Trabaja 6 días para hacer lo que tengas que hacer</w:t>
+        <w:t xml:space="preserve"> Trabaja 6 días para hacer lo que tengas que hacer.</w:t>
       </w:r>
     </w:p>
     <w:p>
@@ -3848,7 +3848,7 @@
         <w:rPr>
           <w:lang w:val="es_ES" w:bidi="es_ES"/>
         </w:rPr>
-        <w:t xml:space="preserve"> El Señor les dio estos mandamientos cuando estaban reunidos al pie del monte. Les habló con voz potente desde el fuego, la nube y la densa oscuridad. No añadió nada más. Luego los escribió en dos tablas de piedra y me las entregó.</w:t>
+        <w:t xml:space="preserve"> El Señor les dio estos mandamientos cuando estaban reunidos al pie del monte. Les habló con voz potente desde el fuego, la nube y la densa oscuridad. No añadió nada más. Luego los escribió en 2 tablas de piedra y me las entregó.</w:t>
       </w:r>
     </w:p>
     <w:p>
@@ -4242,7 +4242,7 @@
         <w:rPr>
           <w:lang w:val="es_ES" w:bidi="es_ES"/>
         </w:rPr>
-        <w:t xml:space="preserve"> Debes enseñárselos a tus hijos y hablar de ellos cuando estés en casa o al caminar con ellos, al acostarte y al levantarte.</w:t>
+        <w:t xml:space="preserve"> Debes enseñárselos a tus hijos y hablar de ellos cuando estés en casa o al caminar, al acostarte y al levantarte.</w:t>
       </w:r>
     </w:p>
     <w:p>
@@ -4263,7 +4263,7 @@
         <w:rPr>
           <w:lang w:val="es_ES" w:bidi="es_ES"/>
         </w:rPr>
-        <w:t xml:space="preserve"> Átalos en tu mano y llévalos en tu frente,</w:t>
+        <w:t xml:space="preserve"> Átalos en tu mano y llévalos en tu frente.</w:t>
       </w:r>
     </w:p>
     <w:p>
@@ -4305,7 +4305,7 @@
         <w:rPr>
           <w:lang w:val="es_ES" w:bidi="es_ES"/>
         </w:rPr>
-        <w:t xml:space="preserve"> Cuando el Señor tu Dios te lleve a la tierra que prometió a tus antepasados Abraham, Isaac y Jacob, y te dé ciudades grandes y hermosas que no construiste, llenas de bienes con pozos que no cavaste, viñedos y olivares que no plantaste, y cuando hayas comido hasta quedar satisfecho.</w:t>
+        <w:t xml:space="preserve"> El Señor tu Dios te llevará a la tierra que prometió a tus antepasados Abraham, Isaac y Jacob. Te dará ciudades grandes y hermosas que no construiste, llenas de bienes, con pozos que no cavaste, viñedos y olivares que no plantaste. Comerás hasta quedar satisfecho.</w:t>
       </w:r>
     </w:p>
     <w:p>
@@ -4326,7 +4326,7 @@
         <w:rPr>
           <w:lang w:val="es_ES" w:bidi="es_ES"/>
         </w:rPr>
-        <w:t xml:space="preserve"> Nunca olvides que el Señor te sacó de Egipto, la tierra de tu esclavitud.</w:t>
+        <w:t xml:space="preserve"> Cuando todo esto ocurra, nunca olvides que el Señor te sacó de Egipto, la tierra de tu esclavitud.</w:t>
       </w:r>
     </w:p>
     <w:p>
@@ -4347,7 +4347,7 @@
         <w:rPr>
           <w:lang w:val="es_ES" w:bidi="es_ES"/>
         </w:rPr>
-        <w:t xml:space="preserve"> Debes tmer solo al Señor, servirlo solo a él y usar solo su nombre para tus juramentos y promesas.</w:t>
+        <w:t xml:space="preserve"> Debes temer solo al Señor, servirlo solo a él y usar solo su nombre para tus juramentos y promesas.</w:t>
       </w:r>
     </w:p>
     <w:p>
@@ -4368,7 +4368,7 @@
         <w:rPr>
           <w:lang w:val="es_ES" w:bidi="es_ES"/>
         </w:rPr>
-        <w:t xml:space="preserve"> No adores a los dioses de las naciones que te rodean,</w:t>
+        <w:t xml:space="preserve"> No adores a los dioses de las naciones que te rodean.</w:t>
       </w:r>
     </w:p>
     <w:p>
@@ -4431,7 +4431,7 @@
         <w:rPr>
           <w:lang w:val="es_ES" w:bidi="es_ES"/>
         </w:rPr>
-        <w:t xml:space="preserve"> Obedezcan fielmente los mandamientos, preceptos y normas que el Señor su Dios les ha ordenado.</w:t>
+        <w:t xml:space="preserve"> Obedece fielmente los mandamientos, preceptos y normas que el Señor tu Dios te ha ordenado.</w:t>
       </w:r>
     </w:p>
     <w:p>
@@ -4452,7 +4452,7 @@
         <w:rPr>
           <w:lang w:val="es_ES" w:bidi="es_ES"/>
         </w:rPr>
-        <w:t xml:space="preserve"> Haz lo que es recto y bueno ante los ojos del Señor, para que te vaya bien y puedas entrar y poseer la buena tierra que el Señor juró dar a tus padres,</w:t>
+        <w:t xml:space="preserve"> Haz lo que es recto y bueno ante los ojos del Señor. Así te irá bien y podrás entrar y poseer la buena tierra que el Señor juró dar a tus padres.</w:t>
       </w:r>
     </w:p>
     <w:p>
@@ -4473,7 +4473,7 @@
         <w:rPr>
           <w:lang w:val="es_ES" w:bidi="es_ES"/>
         </w:rPr>
-        <w:t xml:space="preserve"> y él echará fuera a todos tus enemigos delante de ti, como te ha prometido.</w:t>
+        <w:t xml:space="preserve"> Y él echará fuera a todos tus enemigos delante de ti, como te ha prometido.</w:t>
       </w:r>
     </w:p>
     <w:p>
@@ -4636,7 +4636,7 @@
         <w:rPr>
           <w:lang w:val="es_ES" w:bidi="es_ES"/>
         </w:rPr>
-        <w:t xml:space="preserve"> Cuando el Señor tu Dios te haga entrar en la tierra que vas a poseer, expulsará delante de ti a siete naciones más grandes y poderosas que tú: los hititas, los gergeseos, los amorreos, los cananeos, los ferezeos, los heveos y los jebuseos.</w:t>
+        <w:t xml:space="preserve"> Cuando el Señor tu Dios te haga entrar en la tierra que vas a poseer, expulsará delante de ti a 7 naciones más grandes y poderosas que tú. Son los hititas, los gergeseos, los amorreos, los cananeos, los ferezeos, los heveos y los jebuseos.</w:t>
       </w:r>
     </w:p>
     <w:p>
@@ -4804,7 +4804,7 @@
         <w:rPr>
           <w:lang w:val="es_ES" w:bidi="es_ES"/>
         </w:rPr>
-        <w:t xml:space="preserve"> Reconoce, pues, que el Señor tu Dios es el verdadero Dios, el Dios fiel que cumple su pacto por mil generaciones y muestra su amor fiel a quienes lo aman y obedecen sus mandamientos.</w:t>
+        <w:t xml:space="preserve"> Reconoce, pues, que el Señor tu Dios es el verdadero Dios, el Dios fiel que cumple su pacto por mil generaciones. Muestra su amor fiel a quienes lo aman y obedecen sus mandamientos.</w:t>
       </w:r>
     </w:p>
     <w:p>
@@ -4825,7 +4825,7 @@
         <w:rPr>
           <w:lang w:val="es_ES" w:bidi="es_ES"/>
         </w:rPr>
-        <w:t xml:space="preserve"> Pero él destruye a quienes lo odian, no tarda en darles su castigo.</w:t>
+        <w:t xml:space="preserve"> Pero él destruye a quienes lo odian. No tarda en darles su castigo.</w:t>
       </w:r>
     </w:p>
     <w:p>
@@ -5219,7 +5219,7 @@
         <w:rPr>
           <w:lang w:val="es_ES" w:bidi="es_ES"/>
         </w:rPr>
-        <w:t xml:space="preserve"> Recuerda todo el recorrido que el Señor tu Dios te hizo hacer durante estos cuarenta años por el desierto. Lo hizo para humillarte y ponerte a prueba, para saber qué había en tu corazón: si obedecerías sus mandamientos o no.</w:t>
+        <w:t xml:space="preserve"> Recuerda todo el recorrido que el Señor tu Dios te hizo hacer durante estos 40 años por el desierto. Lo hizo para humillarte y ponerte a prueba, para saber qué había en tu corazón: si obedecerías sus mandamientos o no.</w:t>
       </w:r>
     </w:p>
     <w:p>
@@ -5261,7 +5261,7 @@
         <w:rPr>
           <w:lang w:val="es_ES" w:bidi="es_ES"/>
         </w:rPr>
-        <w:t xml:space="preserve"> Durante estos cuarenta años, tu ropa no se ha desgastado ni se te han hinchado los pies.</w:t>
+        <w:t xml:space="preserve"> Durante estos 40 años, tu ropa no se ha desgastado ni se te han hinchado los pies.</w:t>
       </w:r>
     </w:p>
     <w:p>
@@ -5366,7 +5366,7 @@
         <w:rPr>
           <w:lang w:val="es_ES" w:bidi="es_ES"/>
         </w:rPr>
-        <w:t xml:space="preserve"> Es una tierra donde comerás pan todos los días y nada te faltará; es una tierra donde las piedras tienen hierro, y de sus montañas sacarás cobre.</w:t>
+        <w:t xml:space="preserve"> Es una tierra donde comerás pan todos los días y nada te faltará. Es una tierra donde las piedras tienen hierro, y de sus montañas sacarás cobre.</w:t>
       </w:r>
     </w:p>
     <w:p>
@@ -5634,7 +5634,7 @@
         <w:rPr>
           <w:lang w:val="es_ES" w:bidi="es_ES"/>
         </w:rPr>
-        <w:t xml:space="preserve"> Escucha, Israel: hoy vas a cruzar el río Jordán para entrar y conquistar naciones más grandes y poderosas que tú, con ciudades enormes y murallas altísimas.</w:t>
+        <w:t xml:space="preserve"> Escucha, Israel. Hoy vas a cruzar el río Jordán para entrar y conquistar naciones más grandes y poderosas que tú, con ciudades enormes y murallas altísimas.</w:t>
       </w:r>
     </w:p>
     <w:p>
@@ -5655,7 +5655,7 @@
         <w:rPr>
           <w:lang w:val="es_ES" w:bidi="es_ES"/>
         </w:rPr>
-        <w:t xml:space="preserve"> La gente que vive allí es grande y alta, son los descendientes de Anac. Tú los conoces y has oído decir: «¿Quién puede enfrentarse a los anaquitas?».</w:t>
+        <w:t xml:space="preserve"> La gente que vive allí es grande y alta. Son los descendientes de Anac. Tú los conoces y has oído decir: «¿Quién puede enfrentarse a los anaquitas?».</w:t>
       </w:r>
     </w:p>
     <w:p>
@@ -5739,7 +5739,7 @@
         <w:rPr>
           <w:lang w:val="es_ES" w:bidi="es_ES"/>
         </w:rPr>
-        <w:t xml:space="preserve"> Quiero que lo entiendas bien: el Señor tu Dios no te da esta tierra tan buena porque hayas hecho lo correcto. Tú eres un pueblo terco y rebelde.</w:t>
+        <w:t xml:space="preserve"> Quiero que lo entiendas bien. El Señor tu Dios no te da esta tierra tan buena porque hayas hecho lo correcto. Tú eres un pueblo terco y rebelde.</w:t>
       </w:r>
     </w:p>
     <w:p>
@@ -5802,7 +5802,7 @@
         <w:rPr>
           <w:lang w:val="es_ES" w:bidi="es_ES"/>
         </w:rPr>
-        <w:t xml:space="preserve"> Yo había subido al monte para recibir las tablas de piedra, las tablas del pacto que el Señor hizo con ustedes. Me quedé en el monte cuarenta días y cuarenta noches. No comí nada ni bebí agua durante todo ese tiempo.</w:t>
+        <w:t xml:space="preserve"> Yo había subido al monte para recibir las tablas de piedra, las tablas del pacto que el Señor hizo con ustedes. Me quedé en el monte 40 días y 40 noches. No comí nada ni bebí agua durante todo ese tiempo.</w:t>
       </w:r>
     </w:p>
     <w:p>
@@ -5886,7 +5886,7 @@
         <w:rPr>
           <w:lang w:val="es_ES" w:bidi="es_ES"/>
         </w:rPr>
-        <w:t xml:space="preserve"> Bajé del monte que ardía en llamas. Llevaba en mis manos las dos tablas del pacto.</w:t>
+        <w:t xml:space="preserve"> Bajé del monte que ardía en llamas. Llevaba en mis manos las 2 tablas del pacto.</w:t>
       </w:r>
     </w:p>
     <w:p>
@@ -5928,7 +5928,7 @@
         <w:rPr>
           <w:lang w:val="es_ES" w:bidi="es_ES"/>
         </w:rPr>
-        <w:t xml:space="preserve"> Tomé las dos tablas de piedra y las rompí contra el suelo; ¡delante de ustedes se hicieron pedazos!</w:t>
+        <w:t xml:space="preserve"> Tomé las 2 tablas de piedra y las rompí contra el suelo. ¡Delante de ustedes se hicieron pedazos!</w:t>
       </w:r>
     </w:p>
     <w:p>
@@ -6054,7 +6054,7 @@
         <w:rPr>
           <w:lang w:val="es_ES" w:bidi="es_ES"/>
         </w:rPr>
-        <w:t xml:space="preserve"> Y cuando el Señor los envió desde Cades Barnea y les dijo: «Vayan y posean la tierra que les he dado», ustedes desobedecieron al Señor su Dios. No confiaron en él ni le hicieron caso.</w:t>
+        <w:t xml:space="preserve"> El Señor los envió desde Cades Barnea y les dijo:—Vayan y posean la tierra que les he dado.Pero ustedes desobedecieron al Señor su Dios. No confiaron en él ni le hicieron caso.</w:t>
       </w:r>
     </w:p>
     <w:p>
@@ -6096,7 +6096,7 @@
         <w:rPr>
           <w:lang w:val="es_ES" w:bidi="es_ES"/>
         </w:rPr>
-        <w:t xml:space="preserve"> Me postré delante del Señor durante cuarenta días y cuarenta noches, porque él había dicho que los iba a destruir.</w:t>
+        <w:t xml:space="preserve"> Me postré delante del Señor durante 40 días y 40 noches, porque él había dicho que los iba a destruir.</w:t>
       </w:r>
     </w:p>
     <w:p>
@@ -6217,7 +6217,7 @@
         <w:rPr>
           <w:lang w:val="es_ES" w:bidi="es_ES"/>
         </w:rPr>
-        <w:t xml:space="preserve"> En ese tiempo, el Señor me dijo:—Prepara dos tablas de piedra iguales a las primeras, construye un cofre de madera y sube al monte.</w:t>
+        <w:t xml:space="preserve"> En ese tiempo, el Señor me dijo:—Prepara 2 tablas de piedra iguales a las primeras, construye un cofre de madera y sube al monte.</w:t>
       </w:r>
     </w:p>
     <w:p>
@@ -6259,7 +6259,7 @@
         <w:rPr>
           <w:lang w:val="es_ES" w:bidi="es_ES"/>
         </w:rPr>
-        <w:t xml:space="preserve"> Entonces hice un arca de madera de acacia, preparé dos piedras lisas como las primeras y subí con ellas a la montaña.</w:t>
+        <w:t xml:space="preserve"> Entonces hice un arca de madera de acacia, preparé 2 piedras lisas como las primeras y subí con ellas a la montaña.</w:t>
       </w:r>
     </w:p>
     <w:p>
@@ -6406,7 +6406,7 @@
         <w:rPr>
           <w:lang w:val="es_ES" w:bidi="es_ES"/>
         </w:rPr>
-        <w:t xml:space="preserve"> Yo estuve en el monte cuarenta días y cuarenta noches, igual que la primera vez. El Señor me escuchó también esa vez y decidió no destruirte.</w:t>
+        <w:t xml:space="preserve"> Yo estuve en el monte 40 días y 40 noches, igual que la primera vez. El Señor me escuchó también esa vez y decidió no destruirte.</w:t>
       </w:r>
     </w:p>
     <w:p>
@@ -6448,7 +6448,7 @@
         <w:rPr>
           <w:lang w:val="es_ES" w:bidi="es_ES"/>
         </w:rPr>
-        <w:t xml:space="preserve"> Ahora, Israel, ¿qué te pide el Señor tu Dios? Solamente que respetes al Señor tu Dios, que vivas como él quiere, que lo ames y que le sirvas con todo tu corazón y con toda tu alma, y que obedezcas los mandamientos y las leyes del Señor que hoy te ordeno para tu bienestar.</w:t>
+        <w:t xml:space="preserve"> Ahora, Israel, ¿qué te pide el Señor tu Dios? Solamente que respetes al Señor tu Dios y que vivas como él quiere. Pide que lo ames y que le sirvas con todo tu corazón y con toda tu alma. Pide que obedezcas los mandamientos y las leyes del Señor que hoy te ordeno para tu bienestar.</w:t>
       </w:r>
     </w:p>
     <w:p>
@@ -6532,7 +6532,7 @@
         <w:rPr>
           <w:lang w:val="es_ES" w:bidi="es_ES"/>
         </w:rPr>
-        <w:t xml:space="preserve"> Porque el Señor tu Dios es el Dios supremo y el Señor supremo. Él es el Dios grande, poderoso e imponente. Él no favorece a nadie ni acepta dinero para dejarse comprar.</w:t>
+        <w:t xml:space="preserve"> El Señor tu Dios es el Dios supremo y el Señor supremo. Él es el Dios grande, poderoso e imponente. Él no favorece a nadie ni acepta dinero para dejarse comprar.</w:t>
       </w:r>
     </w:p>
     <w:p>
@@ -6926,7 +6926,7 @@
         <w:rPr>
           <w:lang w:val="es_ES" w:bidi="es_ES"/>
         </w:rPr>
-        <w:t xml:space="preserve"> Si ustedes obedecen con cuidado los mandamientos que hoy les doy, si aman al Señor su Dios con todo su corazón y con toda su alma, y si le sirven,</w:t>
+        <w:t xml:space="preserve"> Ustedes deben obedecer con cuidado los mandamientos que hoy les doy. Deben amar al Señor su Dios con todo su corazón y con toda su alma. Deben sirvirle. Si lo hacen,</w:t>
       </w:r>
     </w:p>
     <w:p>
@@ -7283,7 +7283,7 @@
         <w:rPr>
           <w:lang w:val="es_ES" w:bidi="es_ES"/>
         </w:rPr>
-        <w:t xml:space="preserve"> Estos montes están al otro lado del río Jordán, hacia el oeste, en la tierra de los cananeos que viven en el valle del Arabá, frente a Guilgal, junto a las encinas de Moré.</w:t>
+        <w:t xml:space="preserve"> Estos montes están al otro lado del río Jordán, hacia el oeste. Están en la tierra de los cananeos que viven en el valle del Arabá, frente a Guilgal, junto a las encinas de Moré.</w:t>
       </w:r>
     </w:p>
     <w:p>
@@ -7304,7 +7304,7 @@
         <w:rPr>
           <w:lang w:val="es_ES" w:bidi="es_ES"/>
         </w:rPr>
-        <w:t xml:space="preserve"> Ustedes cruzarán el Jordán para conquistar la tierra que el Señor su Dios les entrega. Vivirán allí cuando la hayan tomado.</w:t>
+        <w:t xml:space="preserve"> Ustedes cruzarán el Jordán para tomar posesión de la tierra que el Señor su Dios les entrega. Vivirán allí cuando la hayan tomado.</w:t>
       </w:r>
     </w:p>
     <w:p>
@@ -7446,7 +7446,7 @@
         <w:rPr>
           <w:lang w:val="es_ES" w:bidi="es_ES"/>
         </w:rPr>
-        <w:t xml:space="preserve"> Lleven a ese lugar sus ofrendas quemadas y sacrificios, sus diezmos, las ofrendas especiales, las promesas que hagan al Señor, las ofrendas voluntarias y las primeras crías de sus vacas y ovejas.</w:t>
+        <w:t xml:space="preserve"> Lleven a ese lugar sus ofrendas quemadas y sacrificios, sus diezmos, las ofrendas especiales, las cosas que hayan prometido dar al Señor, las ofrendas voluntarias y las primeras crías de sus vacas y ovejas.</w:t>
       </w:r>
     </w:p>
     <w:p>
@@ -7530,7 +7530,7 @@
         <w:rPr>
           <w:lang w:val="es_ES" w:bidi="es_ES"/>
         </w:rPr>
-        <w:t xml:space="preserve"> Pero cuando crucen el río Jordán y vivan en la tierra que el Señor su Dios les da como heredad, él les dará descanso de todos los enemigos que los rodean, y vivirán seguros.</w:t>
+        <w:t xml:space="preserve"> Pero cuando crucen el río Jordán y vivan en la tierra que el Señor su Dios les da como heredad, él les dará descanso de todos los enemigos que los rodean. Vivirán seguros.</w:t>
       </w:r>
     </w:p>
     <w:p>
@@ -7551,7 +7551,7 @@
         <w:rPr>
           <w:lang w:val="es_ES" w:bidi="es_ES"/>
         </w:rPr>
-        <w:t xml:space="preserve"> Entonces, en el lugar que el Señor su Dios escoja para poner su nombre, lleven todo lo que les mando: sus ofrendas quemadas, sus sacrificios, sus diezmos, las ofrendas especiales y todas las promesas que hagan al Señor.</w:t>
+        <w:t xml:space="preserve"> Entonces, en el lugar que el Señor su Dios escoja para poner su nombre, lleven todo lo que les mando. Lleven sus ofrendas quemadas, sus sacrificios, sus diezmos, las ofrendas especiales y todas las cosas que hayan prometido dar al Señor.</w:t>
       </w:r>
     </w:p>
     <w:p>
@@ -7677,7 +7677,7 @@
         <w:rPr>
           <w:lang w:val="es_ES" w:bidi="es_ES"/>
         </w:rPr>
-        <w:t xml:space="preserve"> No podrán comer en sus ciudades el diezmo de su grano, de su vino ni de su aceite, ni las primeras crías de sus vacas y ovejas, ni las promesas que hagan, ni las ofrendas voluntarias, ni las ofrendas especiales.</w:t>
+        <w:t xml:space="preserve"> No podrán comer en sus ciudades el diezmo de su grano, de su vino ni de su aceite, ni las primeras crías de sus vacas y ovejas, ni las cosas que hayan prometido dar al Señor, ni las ofrendas voluntarias, ni las ofrendas especiales.</w:t>
       </w:r>
     </w:p>
     <w:p>
@@ -7698,7 +7698,7 @@
         <w:rPr>
           <w:lang w:val="es_ES" w:bidi="es_ES"/>
         </w:rPr>
-        <w:t xml:space="preserve"> Pero comerán en el lugar que el Señor su Dios escoja, junto con sus hijos, sus hijas, sus siervos, sus siervas y los levitas que vivan en sus ciudades. Allí, en presencia del Señor tu Dios, se alegrarán en todo lo que hagan.</w:t>
+        <w:t xml:space="preserve"> Pero los comerán en el lugar que el Señor su Dios escoja, junto con sus hijos, sus hijas, sus siervos, sus siervas y los levitas que vivan en sus ciudades. Allí, en presencia del Señor su Dios, se alegrarán en todo lo que hagan.</w:t>
       </w:r>
     </w:p>
     <w:p>
@@ -7740,7 +7740,7 @@
         <w:rPr>
           <w:lang w:val="es_ES" w:bidi="es_ES"/>
         </w:rPr>
-        <w:t xml:space="preserve"> Cuando el Señor su Dios ensanche su territorio, tal como se lo prometió, quizás digan: «Queremos comer carne». Entonces podrán comer toda la carne que deseen. Si el lugar que el Señor su Dios escoja para poner su nombre está lejos de ustedes, podrán matar las vacas y ovejas que el Señor les haya dado, tal como se los ordené, y comerán en sus ciudades todo lo que deseen. Comerán esa carne como se come la gacela o el ciervo; tanto el que esté impuro como el que esté puro podrán comerla.</w:t>
+        <w:t xml:space="preserve"> Cuando el Señor su Dios ensanche su territorio, tal como se lo prometió, quizás digan: «Queremos comer carne». Entonces podrán comer toda la carne que deseen. Si el lugar que el Señor su Dios escoja para poner su nombre está lejos de ustedes, podrán matar las vacas y ovejas que el Señor les haya dado, tal como se los ordené. Comerán en sus ciudades todo lo que deseen. Comerán esa carne como se come la gacela o el ciervo. Tanto el que esté impuro como el que esté puro podrá comerla.</w:t>
       </w:r>
     </w:p>
     <w:p>
@@ -7824,7 +7824,7 @@
         <w:rPr>
           <w:lang w:val="es_ES" w:bidi="es_ES"/>
         </w:rPr>
-        <w:t xml:space="preserve"> Obedezcan con cuidado todos estos mandamientos que les doy, para que siempre les vaya bien a ustedes y a sus hijos, porque harán lo que es bueno y correcto delante del Señor su Dios.</w:t>
+        <w:t xml:space="preserve"> Obedezcan con cuidado todos estos mandamientos que les doy. Para que siempre les vaya bien a ustedes y a sus hijos, hagan lo que es bueno y correcto delante del Señor su Dios.</w:t>
       </w:r>
     </w:p>
     <w:p>
@@ -7845,7 +7845,7 @@
         <w:rPr>
           <w:lang w:val="es_ES" w:bidi="es_ES"/>
         </w:rPr>
-        <w:t xml:space="preserve"> Cuando el Señor su Dios destruya a las naciones que viven en la tierra donde ustedes van a entrar para tomarla, y las hayan expulsado y vivan en su tierra,</w:t>
+        <w:t xml:space="preserve"> El Señor su Dios destruirá a las naciones que viven en la tierra donde ustedes van a entrar para tomarla. Cuando las hayan expulsado y vivan en su tierra,</w:t>
       </w:r>
     </w:p>
     <w:p>
@@ -7966,7 +7966,7 @@
         <w:rPr>
           <w:lang w:val="es_ES" w:bidi="es_ES"/>
         </w:rPr>
-        <w:t xml:space="preserve"> Si lo que anunció sucede, y luego te dice: «Vamos a adorar a otros dioses que tú no conoces»,</w:t>
+        <w:t xml:space="preserve"> Tal vez lo que anunció suceda, y luego te diga:—Vamos a adorar a otros dioses que tú no conoces.</w:t>
       </w:r>
     </w:p>
     <w:p>
@@ -7987,7 +7987,7 @@
         <w:rPr>
           <w:lang w:val="es_ES" w:bidi="es_ES"/>
         </w:rPr>
-        <w:t xml:space="preserve"> no le hagas caso. El Señor tu Dios te está poniendo a prueba para ver si realmente lo amas con todo tu corazón y con toda tu alma.</w:t>
+        <w:t xml:space="preserve"> No le hagas caso. El Señor tu Dios te está poniendo a prueba para ver si realmente lo amas con todo tu corazón y con toda tu alma.</w:t>
       </w:r>
     </w:p>
     <w:p>
@@ -8050,7 +8050,7 @@
         <w:rPr>
           <w:lang w:val="es_ES" w:bidi="es_ES"/>
         </w:rPr>
-        <w:t xml:space="preserve"> Puede ser que tu propio hermano, o tu hijo, o tu hija, o tu esposa, o tu mejor amigo te diga en secreto: «Vamos a adorar a otros dioses que ni tú ni tus antepasados conocieron».</w:t>
+        <w:t xml:space="preserve"> Puede ser que tu propio hermano, o tu hijo, o tu hija, o tu esposa, o tu mejor amigo te diga en secreto: —Vamos a adorar a otros dioses que ni tú ni tus antepasados conocieron.</w:t>
       </w:r>
     </w:p>
     <w:p>
@@ -8155,7 +8155,7 @@
         <w:rPr>
           <w:lang w:val="es_ES" w:bidi="es_ES"/>
         </w:rPr>
-        <w:t xml:space="preserve"> Si escuchas que en alguna de las ciudades que el Señor tu Dios te da para vivir hay hombres malvados que han convencido a la gente de esa ciudad a seguir a otros dioses que ustedes no conocen, entonces deberás investigar con cuidado para saber si es verdad lo que se dice. Si descubres que sí sucedió esa cosa terrible,</w:t>
+        <w:t xml:space="preserve"> Tal vez escuches que en alguna de las ciudades que el Señor tu Dios te da para vivir hay hombres malvados que han convencido a la gente de esa ciudad a seguir a otros dioses que ustedes no conocen. Entonces deberás investigar con cuidado para saber si es verdad lo que se dice. Si descubres que sí sucedió esa cosa terrible,</w:t>
       </w:r>
     </w:p>
     <w:p>
@@ -8318,7 +8318,7 @@
         <w:rPr>
           <w:lang w:val="es_ES" w:bidi="es_ES"/>
         </w:rPr>
-        <w:t xml:space="preserve"> »No comas ningún animal que yo haya declarado detestable.</w:t>
+        <w:t xml:space="preserve"> No comas ningún animal que haya sido declarado detestable.</w:t>
       </w:r>
     </w:p>
     <w:p>
@@ -8360,7 +8360,7 @@
         <w:rPr>
           <w:lang w:val="es_ES" w:bidi="es_ES"/>
         </w:rPr>
-        <w:t xml:space="preserve"> Puedes comer cualquier animal que tenga la pezuña partida en dos y que rumie.</w:t>
+        <w:t xml:space="preserve"> Puedes comer cualquier animal que tenga la pezuña partida en 2 y que rumie.</w:t>
       </w:r>
     </w:p>
     <w:p>
@@ -8381,7 +8381,7 @@
         <w:rPr>
           <w:lang w:val="es_ES" w:bidi="es_ES"/>
         </w:rPr>
-        <w:t xml:space="preserve"> Pero entre los animales que rumian o que tienen la pezuña partida, no comas estos: el camello, el conejo y el damán. Estos rumian pero no tienen la pezuña partida, así que son impuros.</w:t>
+        <w:t xml:space="preserve"> Pero entre los animales que rumian o que tienen la pezuña partida, no comas estos: el camello, el conejo y el damán. Estos rumian, pero no tienen la pezuña partida, así que son impuros.</w:t>
       </w:r>
     </w:p>
     <w:p>
@@ -8486,7 +8486,7 @@
         <w:rPr>
           <w:lang w:val="es_ES" w:bidi="es_ES"/>
         </w:rPr>
-        <w:t xml:space="preserve"> No comas insectos que vuelan, son impuros.</w:t>
+        <w:t xml:space="preserve"> No comas insectos que vuelan. Son impuros.</w:t>
       </w:r>
     </w:p>
     <w:p>
@@ -8754,7 +8754,7 @@
         <w:rPr>
           <w:lang w:val="es_ES" w:bidi="es_ES"/>
         </w:rPr>
-        <w:t xml:space="preserve"> Esto es lo que debes hacer: si le prestaste algo a otro israelita, cancela esa deuda. No le exijas que te pague, porque se ha anunciado el año del Señor para cancelar las deudas.</w:t>
+        <w:t xml:space="preserve"> Esto es lo que debes hacer. Si le prestaste algo a otro israelita, cancela esa deuda. No le exijas que te pague, porque se ha anunciado el año del Señor para cancelar las deudas.</w:t>
       </w:r>
     </w:p>
     <w:p>
@@ -9027,7 +9027,7 @@
         <w:rPr>
           <w:lang w:val="es_ES" w:bidi="es_ES"/>
         </w:rPr>
-        <w:t xml:space="preserve"> Pero si tu esclavo te dice: «No quiero dejarte», porque te ama a ti y a tu familia, y le va bien contigo,</w:t>
+        <w:t xml:space="preserve"> Pero puede ocurrir que tu esclavo te diga:—No quiero dejarte. Será que te ama a ti y a tu familia, y le va bien contigo.</w:t>
       </w:r>
     </w:p>
     <w:p>
@@ -9048,7 +9048,7 @@
         <w:rPr>
           <w:lang w:val="es_ES" w:bidi="es_ES"/>
         </w:rPr>
-        <w:t xml:space="preserve"> entonces toma un punzón, perfora su oreja contra la puerta, y será tu esclavo para siempre. Haz lo mismo con las esclavas.</w:t>
+        <w:t xml:space="preserve"> Entonces toma un punzón, perfora su oreja contra la puerta, y será tu esclavo para siempre. Haz lo mismo con las esclavas.</w:t>
       </w:r>
     </w:p>
     <w:p>
@@ -9069,7 +9069,7 @@
         <w:rPr>
           <w:lang w:val="es_ES" w:bidi="es_ES"/>
         </w:rPr>
-        <w:t xml:space="preserve"> No te moleste dejar libre a tu siervo, porque durante seis años te sirvió como un empleado, a mitad de precio. El Señor tu Dios te bendecirá en todo lo que hagas.</w:t>
+        <w:t xml:space="preserve"> No te moleste dejar libre a tu siervo, porque durante 6 años te sirvió como un empleado, a mitad de precio. El Señor tu Dios te bendecirá en todo lo que hagas.</w:t>
       </w:r>
     </w:p>
     <w:p>
@@ -9153,7 +9153,7 @@
         <w:rPr>
           <w:lang w:val="es_ES" w:bidi="es_ES"/>
         </w:rPr>
-        <w:t xml:space="preserve"> Lo comerás en tu ciudad. Tanto el que esté puro como el que esté impuro podrán comerlo, igual que se come la gacela o el venado.</w:t>
+        <w:t xml:space="preserve"> Lo comerás en tu ciudad. Tanto el que esté puro como el que esté impuro podrá comerlo, igual que se come la gacela o el venado.</w:t>
       </w:r>
     </w:p>
     <w:p>
@@ -9211,7 +9211,7 @@
         <w:rPr>
           <w:lang w:val="es_ES" w:bidi="es_ES"/>
         </w:rPr>
-        <w:t xml:space="preserve"> Celebra la Pascua del Señor tu Dios en el mes de Aviv, porque en ese mes el Señor tu Dios te sacó de Egipto de noche.</w:t>
+        <w:t xml:space="preserve"> Celebra la Pascua del Señor tu Dios en el mes primero, porque en ese mes el Señor tu Dios te sacó de Egipto de noche.</w:t>
       </w:r>
     </w:p>
     <w:p>
@@ -9253,7 +9253,7 @@
         <w:rPr>
           <w:lang w:val="es_ES" w:bidi="es_ES"/>
         </w:rPr>
-        <w:t xml:space="preserve"> No comas pan con levadura. Durante siete días come pan sin levadura, el pan de sufrimiento, porque saliste de prisa de Egipto. Así recordarás toda tu vida el día en que saliste de Egipto.</w:t>
+        <w:t xml:space="preserve"> No comas pan con levadura. Durante 7 días come pan sin levadura, el pan de sufrimiento, porque saliste de prisa de Egipto. Así recordarás toda tu vida el día en que saliste de Egipto.</w:t>
       </w:r>
     </w:p>
     <w:p>
@@ -9274,7 +9274,7 @@
         <w:rPr>
           <w:lang w:val="es_ES" w:bidi="es_ES"/>
         </w:rPr>
-        <w:t xml:space="preserve"> Durante esos siete días no debe verse levadura en ningún lugar de tu territorio. Tampoco debe quedar nada de la carne que sacrifiques la tarde del primer día hasta la mañana siguiente.</w:t>
+        <w:t xml:space="preserve"> Durante esos 7 días no debe verse levadura en ningún lugar de tu territorio. Tampoco debe quedar nada de la carne que sacrifiques la tarde del primer día hasta la mañana siguiente.</w:t>
       </w:r>
     </w:p>
     <w:p>
@@ -9400,7 +9400,7 @@
         <w:rPr>
           <w:lang w:val="es_ES" w:bidi="es_ES"/>
         </w:rPr>
-        <w:t xml:space="preserve"> Celebrarás la fiesta de las Semanas para el Señor tu Dios. Le darás una ofrenda voluntaria, según todo lo que el Señor tu Dios te haya bendecido.</w:t>
+        <w:t xml:space="preserve"> Celebrarás la fiesta de las semanas para el Señor tu Dios. Le darás una ofrenda voluntaria, según todo lo que el Señor tu Dios te haya bendecido.</w:t>
       </w:r>
     </w:p>
     <w:p>
@@ -9442,7 +9442,7 @@
         <w:rPr>
           <w:lang w:val="es_ES" w:bidi="es_ES"/>
         </w:rPr>
-        <w:t xml:space="preserve"> Recuerda que fuiste esclavo en Egipto, por lo tanto, cumple con esmero este mandato.</w:t>
+        <w:t xml:space="preserve"> Recuerda que fuiste esclavo en Egipto. Por lo tanto, cumple con esmero este mandato.</w:t>
       </w:r>
     </w:p>
     <w:p>
@@ -9463,7 +9463,7 @@
         <w:rPr>
           <w:lang w:val="es_ES" w:bidi="es_ES"/>
         </w:rPr>
-        <w:t xml:space="preserve"> Celebrarás la fiesta de las Enramadas durante siete días, cuando termines de recoger el grano y las uvas. Te alegrarás en tu fiesta junto con tus hijos, tus hijas, tus siervos, tus siervas, los levitas, los extranjeros, los huérfanos y las viudas que viven en tus ciudades. Durante 7 días celebrarás al Señor tu Dios en el lugar que él escoja, porque el Señor tu Dios te bendecirá en todas tus cosechas y en todo tu trabajo, y estarás completamente feliz.</w:t>
+        <w:t xml:space="preserve"> Celebrarás la fiesta de las enramadas durante 7 días, cuando termines de recoger el grano y las uvas. Te alegrarás en tu fiesta junto con tus hijos, tus hijas, tus siervos, tus siervas, los levitas, los extranjeros, los huérfanos y las viudas que viven en tus ciudades. Durante 7 días celebrarás al Señor tu Dios en el lugar que él escoja, porque el Señor tu Dios te bendecirá en todas tus cosechas y en todo tu trabajo, y estarás completamente feliz.</w:t>
       </w:r>
     </w:p>
     <w:p>
@@ -9484,7 +9484,7 @@
         <w:rPr>
           <w:lang w:val="es_ES" w:bidi="es_ES"/>
         </w:rPr>
-        <w:t xml:space="preserve"> Por 3 veces al año, todos los hombres de Israel se presentarán delante del Señor tu Dios en el lugar que él escoja: en la fiesta de los panes sin levadura, en la fiesta de las sdemanas y en la fiesta de las enramadas. Nadie se presentará delante del Señor con las manos vacías.</w:t>
+        <w:t xml:space="preserve"> Todos los hombres de Israel se presentarán delante del Señor tu Dios 3 veces al año, en el lugar que él escoja. Lo harán en la fiesta de los panes sin levadura, en la fiesta de las semanas y en la fiesta de las enramadas. Nadie se presentará delante del Señor con las manos vacías.</w:t>
       </w:r>
     </w:p>
     <w:p>
@@ -9668,7 +9668,7 @@
         <w:rPr>
           <w:lang w:val="es_ES" w:bidi="es_ES"/>
         </w:rPr>
-        <w:t xml:space="preserve"> Tal vez descubras que en alguna de tus ciudades que el Señor tu Dios te da, un hombre o una mujer viola el pacto con Dios. Tal vez esa persona adora a otros dioses y se postra ante ellos, o ante el sol, la luna o las estrellas, cosas que yo nunca he mandado.</w:t>
+        <w:t xml:space="preserve"> Tal vez descubras que en alguna de tus ciudades que el Señor tu Dios te da, un hombre o una mujer viola el pacto con Dios. Tal vez esa persona adore a otros dioses y se postre ante ellos, o ante el sol, la luna o las estrellas. Son cosas que yo nunca he mandado.</w:t>
       </w:r>
     </w:p>
     <w:p>
@@ -9731,7 +9731,7 @@
         <w:rPr>
           <w:lang w:val="es_ES" w:bidi="es_ES"/>
         </w:rPr>
-        <w:t xml:space="preserve"> Pero solo podrá aplicarse esta condena si dos o tres testigos lo confirman. No podrá morir por el testimonio de un solo testigo.</w:t>
+        <w:t xml:space="preserve"> Pero solo podrá aplicarse esta condena si 2 o 3 testigos lo confirman. No podrá morir por el testimonio de un solo testigo.</w:t>
       </w:r>
     </w:p>
     <w:p>
@@ -9899,7 +9899,7 @@
         <w:rPr>
           <w:lang w:val="es_ES" w:bidi="es_ES"/>
         </w:rPr>
-        <w:t xml:space="preserve"> Cuando entres en la tierra que el Señor tu Dios te da como heredad y vivas en ella, tal vez digas: «Quiero tener un rey como las naciones que están a mi alrededor».</w:t>
+        <w:t xml:space="preserve"> Cuando entres en la tierra que el Señor tu Dios te da como heredad y vivas en ella, tal vez digas: —Quiero tener un rey como las naciones que están a mi alrededor.</w:t>
       </w:r>
     </w:p>
     <w:p>
@@ -9941,7 +9941,7 @@
         <w:rPr>
           <w:lang w:val="es_ES" w:bidi="es_ES"/>
         </w:rPr>
-        <w:t xml:space="preserve"> Pero ese rey no debe acumular una gran caballería ni enviar al pueblo a Egipto para traer más caballos, porque el Señor les ha dicho: «No regresen nunca por ese camino».</w:t>
+        <w:t xml:space="preserve"> Pero ese rey no debe acumular una gran caballería ni enviar al pueblo a Egipto para traer más caballos. El Señor les ha dicho: —No regresen nunca por ese camino.</w:t>
       </w:r>
     </w:p>
     <w:p>
@@ -10251,7 +10251,7 @@
         <w:rPr>
           <w:lang w:val="es_ES" w:bidi="es_ES"/>
         </w:rPr>
-        <w:t xml:space="preserve"> Que nadie entre ustedes haga pasar a su hijo o hija por el fuego, ni practique la adivinación, la brujería, la hechicería, la magia,</w:t>
+        <w:t xml:space="preserve"> Que nadie entre ustedes haga pasar a su hijo o hija por el fuego, ni practique la adivinación, la brujería, la hechicería o la magia.</w:t>
       </w:r>
     </w:p>
     <w:p>
@@ -10272,7 +10272,7 @@
         <w:rPr>
           <w:lang w:val="es_ES" w:bidi="es_ES"/>
         </w:rPr>
-        <w:t xml:space="preserve"> ni haga encantamientos, ni consulte a los espíritus, ni a los médiums, ni pregunte a los muertos.</w:t>
+        <w:t xml:space="preserve"> Que nadie haga encantamientos, ni consulte a los espíritus, los médiums o los muertos.</w:t>
       </w:r>
     </w:p>
     <w:p>
@@ -10377,7 +10377,7 @@
         <w:rPr>
           <w:lang w:val="es_ES" w:bidi="es_ES"/>
         </w:rPr>
-        <w:t xml:space="preserve"> Esto es lo que le pediste al Señor tu Dios en el monte Horeb. Dijiste: «No quiero volver a escuchar la voz del Señor mi Dios, ni quiero ver otra vez este gran fuego, para no morir».</w:t>
+        <w:t xml:space="preserve"> Esto es lo que le pediste al Señor tu Dios en el monte Horeb. Dijiste:—No quiero volver a escuchar la voz del Señor mi Dios, ni quiero ver otra vez este gran fuego, para no morir.</w:t>
       </w:r>
     </w:p>
     <w:p>
@@ -10398,7 +10398,7 @@
         <w:rPr>
           <w:lang w:val="es_ES" w:bidi="es_ES"/>
         </w:rPr>
-        <w:t xml:space="preserve"> Entonces el Señor me dijo: «Está bien lo que han dicho.</w:t>
+        <w:t xml:space="preserve"> Entonces el Señor me dijo:—Está bien lo que han dicho.</w:t>
       </w:r>
     </w:p>
     <w:p>
@@ -10503,7 +10503,7 @@
         <w:rPr>
           <w:lang w:val="es_ES" w:bidi="es_ES"/>
         </w:rPr>
-        <w:t xml:space="preserve"> Si un profeta habla en nombre del Señor y lo que dice no sucede ni se cumple, ese mensaje no viene del Señor. Ese profeta habló es un presuntuoso. No le tengas miedo.</w:t>
+        <w:t xml:space="preserve"> Si un profeta habla en nombre del Señor y lo que dice no sucede ni se cumple, ese mensaje no viene del Señor. Ese profeta que habló es un presuntuoso. No le tengas miedo.</w:t>
       </w:r>
     </w:p>
     <w:p>
@@ -10561,7 +10561,7 @@
         <w:rPr>
           <w:lang w:val="es_ES" w:bidi="es_ES"/>
         </w:rPr>
-        <w:t xml:space="preserve"> aparta tres ciudades en medio de la tierra que el Señor tu Dios te da como heredad. Divide en tres partes el territorio de tu tierra que el Señor tu Dios te dará como heredad. Prepara y cuida los caminos hacia ellas. Esas ciudades servirán de refugio para cualquier persona que mate a alguien sin querer.</w:t>
+        <w:t xml:space="preserve"> aparta 3 ciudades en medio de la tierra que el Señor tu Dios te da como heredad. Divide en 3 partes el territorio de tu tierra que el Señor tu Dios te dará como heredad. Prepara y cuida los caminos hacia ellas. Esas ciudades servirán de refugio para cualquier persona que mate a alguien sin querer.</w:t>
       </w:r>
     </w:p>
     <w:p>
@@ -10582,7 +10582,7 @@
         <w:rPr>
           <w:lang w:val="es_ES" w:bidi="es_ES"/>
         </w:rPr>
-        <w:t xml:space="preserve"> Esta es la ley para quien mate a otro accidentalmente: podrá refugiarse allí y salvarse si no había enemistad entre él y la víctima.</w:t>
+        <w:t xml:space="preserve"> Esta es la ley para quien mate a otro accidentalmente. Podrá refugiarse allí y salvarse si no había enemistad entre él y la víctima.</w:t>
       </w:r>
     </w:p>
     <w:p>
@@ -10603,7 +10603,7 @@
         <w:rPr>
           <w:lang w:val="es_ES" w:bidi="es_ES"/>
         </w:rPr>
-        <w:t xml:space="preserve"> Por ejemplo, si alguien va con otra persona al bosque a cortar leña, y al levantar el hacha, el hierro se suelta del mango, golpea a su compañero y lo mata, esa persona podrá refugiarse en una de estas ciudades.</w:t>
+        <w:t xml:space="preserve"> Por ejemplo, puede ocurrir que alguien vaya con otra persona al bosque a cortar leña, y al levantar el hacha, el hierro se suelte del mango. Si golpea a su compañero y lo mata, esa persona podrá refugiarse en una de estas ciudades.</w:t>
       </w:r>
     </w:p>
     <w:p>
@@ -10645,7 +10645,7 @@
         <w:rPr>
           <w:lang w:val="es_ES" w:bidi="es_ES"/>
         </w:rPr>
-        <w:t xml:space="preserve"> Si el Señor tu Dios expande tu territorio como prometió a tus antepasados y te da toda la tierra que prometió,</w:t>
+        <w:t xml:space="preserve"> El Señor tu Dios expandirá tu territorio como prometió a tus antepasados y te dará toda la tierra que prometió.</w:t>
       </w:r>
     </w:p>
     <w:p>
@@ -10666,7 +10666,7 @@
         <w:rPr>
           <w:lang w:val="es_ES" w:bidi="es_ES"/>
         </w:rPr>
-        <w:t xml:space="preserve"> pero lo hará si obedeces todos estos mandamientos que hoy te ordeno, si amas al Señor tu Dios y vives siempre como él quiere. Cuanto, entonces, el Señor haya ensanchado tu territorio, añadirás tres ciudades más a estas tres.</w:t>
+        <w:t xml:space="preserve"> Lo hará si obedeces todos estos mandamientos que hoy te ordeno, si amas al Señor tu Dios y si vives siempre como él quiere. Entonces, cuando el Señor haya ensanchado tu territorio, añadirás 3 ciudades más a estas 3.</w:t>
       </w:r>
     </w:p>
     <w:p>
@@ -10708,7 +10708,7 @@
         <w:rPr>
           <w:lang w:val="es_ES" w:bidi="es_ES"/>
         </w:rPr>
-        <w:t xml:space="preserve"> Pero si alguien odia a otra persona, le tiende una trampa, la ataca, la mata y después huye a una de estas ciudades,</w:t>
+        <w:t xml:space="preserve"> Pero puede ocurrir que alguien odie a otra persona, le tienda una trampa, la ataque y la mate, y después huya a una de estas ciudades.</w:t>
       </w:r>
     </w:p>
     <w:p>
@@ -10729,7 +10729,7 @@
         <w:rPr>
           <w:lang w:val="es_ES" w:bidi="es_ES"/>
         </w:rPr>
-        <w:t xml:space="preserve"> los ancianos de su ciudad mandarán traerlo de allí y lo entregarán al vengador de la sangre para que lo mate.</w:t>
+        <w:t xml:space="preserve"> En tal caso, los ancianos de su ciudad mandarán traerlo de allí y lo entregarán al vengador de la sangre para que lo mate.</w:t>
       </w:r>
     </w:p>
     <w:p>
@@ -10792,7 +10792,7 @@
         <w:rPr>
           <w:lang w:val="es_ES" w:bidi="es_ES"/>
         </w:rPr>
-        <w:t xml:space="preserve"> No se aceptará el testimonoi de un solo testigo contra alguien por ningún delito ni pecado. Cualquier asunto deberá confirmarse por el testimonio de dos o tres testigos.</w:t>
+        <w:t xml:space="preserve"> No se aceptará el testimonio de un solo testigo contra alguien por ningún delito ni pecado. Cualquier asunto deberá confirmarse por el testimonio de 2 o 3 testigos.</w:t>
       </w:r>
     </w:p>
     <w:p>
@@ -10834,7 +10834,7 @@
         <w:rPr>
           <w:lang w:val="es_ES" w:bidi="es_ES"/>
         </w:rPr>
-        <w:t xml:space="preserve"> las dos personas deberán presentarse ante el Señor, delante de los sacerdotes y los jueces que estén sirviendo en ese momento.</w:t>
+        <w:t xml:space="preserve"> las 2 personas deberán presentarse ante el Señor, delante de los sacerdotes y los jueces que estén sirviendo en ese momento.</w:t>
       </w:r>
     </w:p>
     <w:p>
@@ -10918,7 +10918,7 @@
         <w:rPr>
           <w:lang w:val="es_ES" w:bidi="es_ES"/>
         </w:rPr>
-        <w:t xml:space="preserve"> Que no te dé lástima el culpable: vida por vida, ojo por ojo, diente por diente, mano por mano, pie por pie.</w:t>
+        <w:t xml:space="preserve"> Que no te dé lástima el culpable. La regla es vida por vida, ojo por ojo, diente por diente, mano por mano, pie por pie.</w:t>
       </w:r>
     </w:p>
     <w:p>
@@ -10955,7 +10955,7 @@
         <w:rPr>
           <w:lang w:val="es_ES" w:bidi="es_ES"/>
         </w:rPr>
-        <w:t xml:space="preserve"> Cuando vayas a la guerra y veas caballos, carros de combate y un ejército más grande que el tuyo, no les tengas miedo, porque el Señor tu Dios está contigo. Él fue quien te sacó de Egipto.</w:t>
+        <w:t xml:space="preserve"> Cuando vayas a la guerra y veas caballos, carros de combate y un ejército más grande que el tuyo, no les tengas miedo. El Señor tu Dios está contigo. Él fue quien te sacó de Egipto.</w:t>
       </w:r>
     </w:p>
     <w:p>
@@ -10997,7 +10997,7 @@
         <w:rPr>
           <w:lang w:val="es_ES" w:bidi="es_ES"/>
         </w:rPr>
-        <w:t xml:space="preserve"> Les dirá: «Escuchen, israelitas, hoy van a pelear contra sus enemigos. No se desanimen ni tengan miedo. No se asusten ni se acobarden delante de ellos,</w:t>
+        <w:t xml:space="preserve"> Les dirá:—Escuchen, israelitas. Hoy van a pelear contra sus enemigos. No se desanimen ni tengan miedo. No se asusten ni se acobarden delante de ellos,</w:t>
       </w:r>
     </w:p>
     <w:p>
@@ -11018,7 +11018,7 @@
         <w:rPr>
           <w:lang w:val="es_ES" w:bidi="es_ES"/>
         </w:rPr>
-        <w:t xml:space="preserve"> porque el Señor su Dios va con ustedes. Él peleará por ustedes contra sus enemigos y los salvará».</w:t>
+        <w:t xml:space="preserve"> porque el Señor su Dios va con ustedes. Él peleará por ustedes contra sus enemigos, y los salvará.</w:t>
       </w:r>
     </w:p>
     <w:p>
@@ -11039,7 +11039,7 @@
         <w:rPr>
           <w:lang w:val="es_ES" w:bidi="es_ES"/>
         </w:rPr>
-        <w:t xml:space="preserve"> Después los oficiales del ejército le dirán al pueblo: «¿Alguno de ustedes construyó una casa nueva y todavía no la ha estrenado? Puede irse a su casa, no sea que muera en la batalla y otro la estrene.</w:t>
+        <w:t xml:space="preserve"> Después los oficiales del ejército le dirán al pueblo:—¿Alguno de ustedes construyó una casa nueva y todavía no la ha estrenado? Puede irse a su casa, no sea que muera en la batalla y otro la estrene.</w:t>
       </w:r>
     </w:p>
     <w:p>
@@ -11081,7 +11081,7 @@
         <w:rPr>
           <w:lang w:val="es_ES" w:bidi="es_ES"/>
         </w:rPr>
-        <w:t xml:space="preserve"> ¿Alguno está comprometido para casarse y todavía no se ha casado? Puede irse a su casa, no sea que muera en la batalla y otro se case con su prometida».</w:t>
+        <w:t xml:space="preserve"> ¿Alguno está comprometido para casarse y todavía no se ha casado? Puede irse a su casa, no sea que muera en la batalla y otro se case con su prometida.</w:t>
       </w:r>
     </w:p>
     <w:p>
@@ -11102,7 +11102,7 @@
         <w:rPr>
           <w:lang w:val="es_ES" w:bidi="es_ES"/>
         </w:rPr>
-        <w:t xml:space="preserve"> Los oficiales también dirán al pueblo: «¿Alguno tiene miedo o está asustado? Que regrese a su casa, para que no contagie su miedo a sus compañeros».</w:t>
+        <w:t xml:space="preserve"> Los oficiales también dirán al pueblo:—¿Alguno tiene miedo o está asustado? Que regrese a su casa, para que no contagie su miedo a sus compañeros.</w:t>
       </w:r>
     </w:p>
     <w:p>
@@ -11333,7 +11333,7 @@
         <w:rPr>
           <w:lang w:val="es_ES" w:bidi="es_ES"/>
         </w:rPr>
-        <w:t xml:space="preserve"> Cuando para conquistar una ciudad tienes que sitiarla por mucho tiempo, no destruyas sus árboles frutales. Puedes comer toda la fruta que desees, pero no cortes los árboles. No son tus enemigos, así que no debes cortarlos.</w:t>
+        <w:t xml:space="preserve"> Cuando para tomar posesión de una ciudad tienes que sitiarla por mucho tiempo, no destruyas sus árboles frutales. Puedes comer toda la fruta que desees, pero no cortes los árboles. No son tus enemigos, así que no debes cortarlos.</w:t>
       </w:r>
     </w:p>
     <w:p>
@@ -11354,7 +11354,7 @@
         <w:rPr>
           <w:lang w:val="es_ES" w:bidi="es_ES"/>
         </w:rPr>
-        <w:t xml:space="preserve"> Solo puedes talar los árboles que sepas que no dan fruto. Córtalos y úsalos para construir máquinas de asedio contra la ciudad, hasta que la conquistes.</w:t>
+        <w:t xml:space="preserve"> Solo puedes talar los árboles que sepas que no dan fruto. Córtalos y úsalos para construir máquinas de asedio contra la ciudad, hasta que la venzas.</w:t>
       </w:r>
     </w:p>
     <w:p>
@@ -11391,7 +11391,7 @@
         <w:rPr>
           <w:lang w:val="es_ES" w:bidi="es_ES"/>
         </w:rPr>
-        <w:t xml:space="preserve"> Si encuentran a una persona muerta en el campo, dentro del territorio que el Señor tu Dios te da para que lo poseas, y no se sabe quién la mató,</w:t>
+        <w:t xml:space="preserve"> Puede ocurrir que encuentren a una persona muerta en el campo, dentro del territorio que el Señor tu Dios te da para que lo poseas. Si no se sabe quién la mató,</w:t>
       </w:r>
     </w:p>
     <w:p>
@@ -11433,7 +11433,7 @@
         <w:rPr>
           <w:lang w:val="es_ES" w:bidi="es_ES"/>
         </w:rPr>
-        <w:t xml:space="preserve"> Los ancianos de la ciudad más cercana tomarán una ternera que nunca haya trabajado ni llevado yugo,</w:t>
+        <w:t xml:space="preserve"> Los ancianos de la ciudad más cercana tomarán una ternera que nunca haya trabajado ni llevado yugo.</w:t>
       </w:r>
     </w:p>
     <w:p>
@@ -11454,7 +11454,7 @@
         <w:rPr>
           <w:lang w:val="es_ES" w:bidi="es_ES"/>
         </w:rPr>
-        <w:t xml:space="preserve"> y la llevarán hasta un valle que tenga un arroyo que no se seque durante el año. Debe ser un valle donde nunca se haya arado ni sembrado. Allí le romperán el cuello a la ternera.</w:t>
+        <w:t xml:space="preserve"> La llevarán hasta un valle que tenga un arroyo que no se seque durante el año. Debe ser un valle donde nunca se haya arado ni sembrado. Allí le romperán el cuello a la ternera.</w:t>
       </w:r>
     </w:p>
     <w:p>
@@ -11517,7 +11517,7 @@
         <w:rPr>
           <w:lang w:val="es_ES" w:bidi="es_ES"/>
         </w:rPr>
-        <w:t xml:space="preserve"> Entonces dirán: «Nuestras manos no derramaron esta sangre, ni nuestros ojos vieron lo que pasó.</w:t>
+        <w:t xml:space="preserve"> Entonces dirán:—Nuestras manos no derramaron esta sangre, ni nuestros ojos vieron lo que pasó.</w:t>
       </w:r>
     </w:p>
     <w:p>
@@ -11538,7 +11538,7 @@
         <w:rPr>
           <w:lang w:val="es_ES" w:bidi="es_ES"/>
         </w:rPr>
-        <w:t xml:space="preserve"> Señor, perdona a tu pueblo Israel, al que liberaste, y no hagas que tu pueblo Israel cargue con la culpa de esta sangre inocente».</w:t>
+        <w:t xml:space="preserve"> Señor, perdona a tu pueblo Israel, al que liberaste, y no hagas que tu pueblo Israel cargue con la culpa de esta sangre inocente.</w:t>
       </w:r>
     </w:p>
     <w:p>
@@ -11580,7 +11580,7 @@
         <w:rPr>
           <w:lang w:val="es_ES" w:bidi="es_ES"/>
         </w:rPr>
-        <w:t xml:space="preserve"> Cuando vayas a pelear contra tus enemigos y el Señor tu Dios te dé la victoria, y captures prisioneros,</w:t>
+        <w:t xml:space="preserve"> Puede ocurrir que vayas a pelear contra tus enemigos y el Señor tu Dios te dé la victoria, y captures prisioneros.</w:t>
       </w:r>
     </w:p>
     <w:p>
@@ -11601,7 +11601,7 @@
         <w:rPr>
           <w:lang w:val="es_ES" w:bidi="es_ES"/>
         </w:rPr>
-        <w:t xml:space="preserve"> si ves entre las prisioneras a una mujer hermosa y te gusta, podrás casarte con ella.</w:t>
+        <w:t xml:space="preserve"> Si ves entre las prisioneras a una mujer hermosa y te gusta, podrás casarte con ella.</w:t>
       </w:r>
     </w:p>
     <w:p>
@@ -11685,7 +11685,7 @@
         <w:rPr>
           <w:lang w:val="es_ES" w:bidi="es_ES"/>
         </w:rPr>
-        <w:t xml:space="preserve"> Si un hombre tiene dos esposas, y ama a una pero no a la otra, y las dos le dan hijos, pero el primer hijo, el primogénito, es de la esposa que no ama,</w:t>
+        <w:t xml:space="preserve"> Si un hombre tiene 2 esposas, y ama a una pero no a la otra, y las 2 le dan hijos, puede ocurrir que el primer hijo, el primogénito, sea de la esposa que no ama.</w:t>
       </w:r>
     </w:p>
     <w:p>
@@ -11706,7 +11706,7 @@
         <w:rPr>
           <w:lang w:val="es_ES" w:bidi="es_ES"/>
         </w:rPr>
-        <w:t xml:space="preserve"> cuando ese hombre reparta sus bienes entre sus hijos, no podrá darle los derechos de primogénito al hijo de la esposa que ama cuando la otra esposa tuvo al hijo que realmente es el mayor.</w:t>
+        <w:t xml:space="preserve"> Cuando ese hombre reparta sus bienes entre sus hijos, no podrá darle los derechos de primogénito al hijo de la esposa que ama cuando la otra esposa tuvo al hijo que realmente es el mayor.</w:t>
       </w:r>
     </w:p>
     <w:p>
@@ -11748,7 +11748,7 @@
         <w:rPr>
           <w:lang w:val="es_ES" w:bidi="es_ES"/>
         </w:rPr>
-        <w:t xml:space="preserve"> Si alguien tiene un hijo rebelde y soberbio que no obedece a su padre ni a su madre, que aunque lo castiguen no les hace caso,</w:t>
+        <w:t xml:space="preserve"> Puede ocurrir que alguien tenga un hijo rebelde y soberbio que no obedece a su padre ni a su madre, que aunque lo castiguen no les hace caso.</w:t>
       </w:r>
     </w:p>
     <w:p>
@@ -11769,7 +11769,7 @@
         <w:rPr>
           <w:lang w:val="es_ES" w:bidi="es_ES"/>
         </w:rPr>
-        <w:t xml:space="preserve"> entonces su padre y su madre lo llevarán ante los líderes de su ciudad, a la entrada del pueblo.</w:t>
+        <w:t xml:space="preserve"> En tal caso su padre y su madre lo llevarán ante los líderes de su ciudad, a la entrada del pueblo.</w:t>
       </w:r>
     </w:p>
     <w:p>
@@ -12121,7 +12121,7 @@
         <w:rPr>
           <w:lang w:val="es_ES" w:bidi="es_ES"/>
         </w:rPr>
-        <w:t xml:space="preserve"> Pon borlas en las cuatro esquinas del manto que uses.</w:t>
+        <w:t xml:space="preserve"> Pon borlas en las 4 esquinas del manto que uses.</w:t>
       </w:r>
     </w:p>
     <w:p>
@@ -12142,7 +12142,7 @@
         <w:rPr>
           <w:lang w:val="es_ES" w:bidi="es_ES"/>
         </w:rPr>
-        <w:t xml:space="preserve"> Si un hombre se casa con una mujer, está con ella y después la rechaza,</w:t>
+        <w:t xml:space="preserve"> Puede ocurrir que un hombre se case con una mujer, esté con ella y después la rechace,</w:t>
       </w:r>
     </w:p>
     <w:p>
@@ -12163,7 +12163,7 @@
         <w:rPr>
           <w:lang w:val="es_ES" w:bidi="es_ES"/>
         </w:rPr>
-        <w:t xml:space="preserve"> acusándola con mentiras sobre su virginidad,</w:t>
+        <w:t xml:space="preserve"> acusándola con mentiras sobre su virginidad.</w:t>
       </w:r>
     </w:p>
     <w:p>
@@ -12184,7 +12184,7 @@
         <w:rPr>
           <w:lang w:val="es_ES" w:bidi="es_ES"/>
         </w:rPr>
-        <w:t xml:space="preserve"> entonces los padres de la joven llevarán la prueba de que ella era virgen ante los ancianos a las puertas de la ciudad.</w:t>
+        <w:t xml:space="preserve"> Entonces los padres de la joven llevarán la prueba de que ella era virgen ante los ancianos a las puertas de la ciudad.</w:t>
       </w:r>
     </w:p>
     <w:p>
@@ -12268,7 +12268,7 @@
         <w:rPr>
           <w:lang w:val="es_ES" w:bidi="es_ES"/>
         </w:rPr>
-        <w:t xml:space="preserve"> Lo multarán con cien monedas de plata, que entregarán al padre de la joven, porque acusó con mentiras a una joven virgen de Israel. Ella seguirá siendo su esposa, y él nunca podrá divorciarse de ella.</w:t>
+        <w:t xml:space="preserve"> Lo multarán con 100 monedas de plata, que entregarán al padre de la joven, porque acusó con mentiras a una joven virgen de Israel. Ella seguirá siendo su esposa, y él nunca podrá divorciarse de ella.</w:t>
       </w:r>
     </w:p>
     <w:p>
@@ -12310,7 +12310,7 @@
         <w:rPr>
           <w:lang w:val="es_ES" w:bidi="es_ES"/>
         </w:rPr>
-        <w:t xml:space="preserve"> sacarán a la joven a la puerta de la casa de su padre, y los hombres de la ciudad la matarán a pedradas, porque cometió algo vergonzoso en Israel al comportarse como una prostituta en la casa de su padre. Así quitarás el mal de en medio de ti.</w:t>
+        <w:t xml:space="preserve"> sacarán a la joven a la puerta de la casa de su padre. Los hombres de la ciudad la matarán a pedradas, porque cometió algo vergonzoso en Israel al comportarse como una prostituta en la casa de su padre. Así quitarás el mal de en medio de ti.</w:t>
       </w:r>
     </w:p>
     <w:p>
@@ -12331,7 +12331,7 @@
         <w:rPr>
           <w:lang w:val="es_ES" w:bidi="es_ES"/>
         </w:rPr>
-        <w:t xml:space="preserve"> Si encuentran a un hombre acostado con una mujer casada, los dos morirán: el hombre y la mujer. Así quitarás el mal de en medio de Israel.</w:t>
+        <w:t xml:space="preserve"> Si encuentran a un hombre acostado con una mujer casada, los 2 morirán, el hombre y la mujer. Así quitarás el mal de en medio de Israel.</w:t>
       </w:r>
     </w:p>
     <w:p>
@@ -12373,7 +12373,7 @@
         <w:rPr>
           <w:lang w:val="es_ES" w:bidi="es_ES"/>
         </w:rPr>
-        <w:t xml:space="preserve"> llevarán a los dos a la puerta de esa ciudad y los matarán a pedradas. A la joven, porque estaba en la ciudad y no gritó pidiendo socorro. Al hombre, porque deshonró a la prometida de otro. Así quitarás la maldad de tu pueblo.</w:t>
+        <w:t xml:space="preserve"> llevarán a los 2 a la puerta de esa ciudad y los matarán a pedradas. Matarán a la joven porque estaba en la ciudad y no gritó pidiendo socorro. Matarán al hombre porque deshonró a la prometida de otro. Así quitarás la maldad de tu pueblo.</w:t>
       </w:r>
     </w:p>
     <w:p>
@@ -12457,7 +12457,7 @@
         <w:rPr>
           <w:lang w:val="es_ES" w:bidi="es_ES"/>
         </w:rPr>
-        <w:t xml:space="preserve"> Si un hombre fuerza a una joven soltera a tener relaciones sexuales con él y los descubren juntos, entonces el hombre que se acostó con ella le dará al padre de la joven cincuenta monedas de plata. Ella se convertirá en su esposa y él nunca podrá divorciarse de ella.</w:t>
+        <w:t xml:space="preserve"> Si un hombre fuerza a una joven soltera a tener relaciones sexuales con él y los descubren juntos, entonces el hombre que se acostó con ella le dará al padre de la joven 50 monedas de plata. Ella se convertirá en su esposa y él nunca podrá divorciarse de ella.</w:t>
       </w:r>
     </w:p>
     <w:p>
@@ -12557,7 +12557,7 @@
         <w:rPr>
           <w:lang w:val="es_ES" w:bidi="es_ES"/>
         </w:rPr>
-        <w:t xml:space="preserve"> Los amonitas y los moabitas no podrán formar parte de la asamblea del Señor. Ni siquiera sus descendientes de la décima generación.</w:t>
+        <w:t xml:space="preserve"> Los amonitas y los moabitas no podrán formar parte de la asamblea del Señor, ni siquiera sus descendientes hasta la décima generación.</w:t>
       </w:r>
     </w:p>
     <w:p>
@@ -12851,7 +12851,7 @@
         <w:rPr>
           <w:lang w:val="es_ES" w:bidi="es_ES"/>
         </w:rPr>
-        <w:t xml:space="preserve"> Ninguna mujer ni hombre israelita se dedicará a la prostitución ritual de los paganos.</w:t>
+        <w:t xml:space="preserve"> Ninguna mujer ni hombre israelita se dedicará a la prostitución ritual. Es algo que hacen otros pueblos para adorar a sus dioses.</w:t>
       </w:r>
     </w:p>
     <w:p>
@@ -12914,7 +12914,7 @@
         <w:rPr>
           <w:lang w:val="es_ES" w:bidi="es_ES"/>
         </w:rPr>
-        <w:t xml:space="preserve"> A un extranjero sí puedes cobrarle intereses, pero no a otro israelita. Si no le cobras intereses a tu hermano, el Señor tu Dios te bendecirá en todo lo que hagas en la tierra que vas a conquistar.</w:t>
+        <w:t xml:space="preserve"> A un extranjero sí puedes cobrarle intereses, pero no a otro israelita. Si no le cobras intereses a tu hermano, el Señor tu Dios te bendecirá en todo lo que hagas en la tierra que vas a habitar.</w:t>
       </w:r>
     </w:p>
     <w:p>
@@ -13098,7 +13098,7 @@
         <w:rPr>
           <w:lang w:val="es_ES" w:bidi="es_ES"/>
         </w:rPr>
-        <w:t xml:space="preserve"> Este segundo esposo puede llegar a rechazarla. Entonces le escribe un documento de divorcio y la despide de su casa, o si este segundo esposo muere,</w:t>
+        <w:t xml:space="preserve"> Este segundo esposo puede llegar a rechazarla. Entonces le escribe un documento de divorcio y la despide de su casa. O puede ocurrir que este segundo esposo se muera.</w:t>
       </w:r>
     </w:p>
     <w:p>
@@ -13119,7 +13119,7 @@
         <w:rPr>
           <w:lang w:val="es_ES" w:bidi="es_ES"/>
         </w:rPr>
-        <w:t xml:space="preserve"> el esposo que la despidió en primer lugar no puede volver a casarse con ella, porque ya ha quedado impura. Eso sería algo detestable delante del Señor. No contamines la tierra que el Señor tu Dios te da como heredad.</w:t>
+        <w:t xml:space="preserve"> En cualquier caso, el esposo que la despidió en primer lugar no puede volver a casarse con ella, porque ya ha quedado impura. Eso sería algo detestable delante del Señor. No contamines la tierra que el Señor tu Dios te da como heredad.</w:t>
       </w:r>
     </w:p>
     <w:p>
@@ -13203,7 +13203,7 @@
         <w:rPr>
           <w:lang w:val="es_ES" w:bidi="es_ES"/>
         </w:rPr>
-        <w:t xml:space="preserve"> »Sigue con atención las indicaciones del sacerdote en caso de enfermedad de la piel, porque yo le he dado las normas e instrucciones que debes obedecer fielmente.</w:t>
+        <w:t xml:space="preserve"> Sigue con atención las indicaciones del sacerdote en caso de enfermedad de la piel. Yo le he dado las normas e instrucciones que debes obedecer fielmente.</w:t>
       </w:r>
     </w:p>
     <w:p>
@@ -13287,7 +13287,7 @@
         <w:rPr>
           <w:lang w:val="es_ES" w:bidi="es_ES"/>
         </w:rPr>
-        <w:t xml:space="preserve"> Si el hombre es pobre y como garantia te da su manto, no te acuestes sobre el manto.</w:t>
+        <w:t xml:space="preserve"> Si el hombre es pobre y como garantía te da su manto, no te acuestes sobre el manto.</w:t>
       </w:r>
     </w:p>
     <w:p>
@@ -13350,7 +13350,7 @@
         <w:rPr>
           <w:lang w:val="es_ES" w:bidi="es_ES"/>
         </w:rPr>
-        <w:t xml:space="preserve"> Págale su salario cada día antes que se ponga el sol, porque es pobre y lleva la carga de su vida; para que no clame contra ti al Señor y no haya pecado en ti.</w:t>
+        <w:t xml:space="preserve"> Págale su salario cada día antes que se ponga el sol, porque es pobre y lleva la carga de su vida. Págale para que no clame contra ti al Señor y no haya pecado en ti.</w:t>
       </w:r>
     </w:p>
     <w:p>
@@ -13434,7 +13434,7 @@
         <w:rPr>
           <w:lang w:val="es_ES" w:bidi="es_ES"/>
         </w:rPr>
-        <w:t xml:space="preserve"> Cuando coseches el trigo en tu campo y olvides una gavilla en el campo, no vuelvas a recogerla; déjala para el extranjero, el huérfano y la viuda, para que el Señor tu Dios te bendiga en todo lo que hagas.</w:t>
+        <w:t xml:space="preserve"> Cuando coseches el trigo en tu campo y olvides una gavilla, no vuelvas a recogerla. Déjala para el extranjero, el huérfano y la viuda, para que el Señor tu Dios te bendiga en todo lo que hagas.</w:t>
       </w:r>
     </w:p>
     <w:p>
@@ -13476,7 +13476,7 @@
         <w:rPr>
           <w:lang w:val="es_ES" w:bidi="es_ES"/>
         </w:rPr>
-        <w:t xml:space="preserve"> Cuando coseches las uvas de tus viñedos, no hagas injusticia después de ti; déjalas para el extranjero, el huérfano y la viuda.</w:t>
+        <w:t xml:space="preserve"> Cuando coseches las uvas de tus viñedos, no busques más de una vez. Las que queden, déjalas para el extranjero, el huérfano y la viuda.</w:t>
       </w:r>
     </w:p>
     <w:p>
@@ -13534,7 +13534,7 @@
         <w:rPr>
           <w:lang w:val="es_ES" w:bidi="es_ES"/>
         </w:rPr>
-        <w:t xml:space="preserve"> Si hay un pleito entre dos personas y se presentan ante el juez, que estos juzguen y declaren justo al justo y culpable al culpable,</w:t>
+        <w:t xml:space="preserve"> Si hay un pleito entre 2 personas y se presentan ante el juez, que estos juzguen y declaren justo al justo y culpable al culpable.</w:t>
       </w:r>
     </w:p>
     <w:p>
@@ -13576,7 +13576,7 @@
         <w:rPr>
           <w:lang w:val="es_ES" w:bidi="es_ES"/>
         </w:rPr>
-        <w:t xml:space="preserve"> No deberán darle más de cuarenta azotes, para que el castigo no sea excesivo y tu hermano no quede humillado ante ti.</w:t>
+        <w:t xml:space="preserve"> No deberán darle más de 40 azotes, para que el castigo no sea excesivo y tu hermano no quede humillado ante ti.</w:t>
       </w:r>
     </w:p>
     <w:p>
@@ -13618,7 +13618,7 @@
         <w:rPr>
           <w:lang w:val="es_ES" w:bidi="es_ES"/>
         </w:rPr>
-        <w:t xml:space="preserve"> Si dos hermanos viven juntos y uno de ellos muere sin tener hijo, la esposa del fallecido no se casará con un extraño; el hermano de su marido debe casarse con ella y darle descendencia.</w:t>
+        <w:t xml:space="preserve"> Si 2 hermanos viven juntos y uno de ellos muere sin tener hijo, la esposa del fallecido no se casará con un extraño. El hermano de su marido debe casarse con ella y darle descendencia.</w:t>
       </w:r>
     </w:p>
     <w:p>
@@ -13744,7 +13744,7 @@
         <w:rPr>
           <w:lang w:val="es_ES" w:bidi="es_ES"/>
         </w:rPr>
-        <w:t xml:space="preserve"> Si dos hombres pelean y la esposa de uno interviene para ayudar a su esposo, y agarra al otro por los testículos,</w:t>
+        <w:t xml:space="preserve"> Puede ocurrir que 2 hombres peleen y la esposa de uno intervenga para ayudar a su esposo. Si agarra al otro por los testículos,</w:t>
       </w:r>
     </w:p>
     <w:p>
@@ -13907,7 +13907,7 @@
         <w:rPr>
           <w:lang w:val="es_ES" w:bidi="es_ES"/>
         </w:rPr>
-        <w:t xml:space="preserve"> Cuando hayas entrado en la tierra que el Señor tu Dios te da, la hayas conquistado y estés viviendo en ella,</w:t>
+        <w:t xml:space="preserve"> Entrarás en la tierra que el Señor tu Dios te da, tomarás posesión de ella y vivirás en ella.</w:t>
       </w:r>
     </w:p>
     <w:p>
@@ -13928,7 +13928,7 @@
         <w:rPr>
           <w:lang w:val="es_ES" w:bidi="es_ES"/>
         </w:rPr>
-        <w:t xml:space="preserve"> deberás tomar las primicias de todo fruto de la tierra que el Señor tu Dios te da, y las pondrás en un canasto, y luego irás al lugar que el Señor tu Dios elija para que habite su nombre.</w:t>
+        <w:t xml:space="preserve"> Cuando esto haya ocurrido, deberás tomar las primicias de todo fruto de la tierra que el Señor tu Dios te da. Las pondrás en un canasto, y luego irás al lugar que el Señor tu Dios elija para que habite su nombre.</w:t>
       </w:r>
     </w:p>
     <w:p>
@@ -13991,7 +13991,7 @@
         <w:rPr>
           <w:lang w:val="es_ES" w:bidi="es_ES"/>
         </w:rPr>
-        <w:t xml:space="preserve"> y tú declararás ante el Señor tu Dios:—Un arameo errante fue mi antepasado; descendió a Egipto y habitó allí, pocos en número, y allí llegó a ser una nación grande, poderosa y numerosa.</w:t>
+        <w:t xml:space="preserve"> Tú declararás ante el Señor tu Dios:—Un arameo errante fue mi antepasado. Descendió a Egipto y habitó allí. Eran pocos en número él y su familia. Allí llegó a ser una nación grande, poderosa y numerosa.</w:t>
       </w:r>
     </w:p>
     <w:p>
@@ -14012,7 +14012,7 @@
         <w:rPr>
           <w:lang w:val="es_ES" w:bidi="es_ES"/>
         </w:rPr>
-        <w:t xml:space="preserve"> Los egipcios nos maltrataron, nos afligieron y nos impusieron trabajo duro. Nosotros clamamos al Señor, el Dios de nuestros antepasados, y el Señor escuchó nuestra voz, vio nuestra aflicción, nuestro trabajo y nuestra opresión,</w:t>
+        <w:t xml:space="preserve"> Los egipcios nos maltrataron, nos afligieron y nos impusieron trabajo duro. Nosotros clamamos al Señor, el Dios de nuestros antepasados. El Señor escuchó nuestra voz y vio nuestra aflicción, nuestro trabajo y nuestra opresión.</w:t>
       </w:r>
     </w:p>
     <w:p>
@@ -14033,7 +14033,7 @@
         <w:rPr>
           <w:lang w:val="es_ES" w:bidi="es_ES"/>
         </w:rPr>
-        <w:t xml:space="preserve"> y nos sacó de Egipto con su brazo poderoso y con grandes milagros. Hizo prodigios impresionantes y aterradores ante los egipcios.</w:t>
+        <w:t xml:space="preserve"> Nos sacó de Egipto con su brazo poderoso y con grandes milagros. Hizo prodigios impresionantes y aterradores ante los egipcios.</w:t>
       </w:r>
     </w:p>
     <w:p>
@@ -14096,7 +14096,7 @@
         <w:rPr>
           <w:lang w:val="es_ES" w:bidi="es_ES"/>
         </w:rPr>
-        <w:t xml:space="preserve"> Y te celebrarás por todo lo bueno que el Señor tu Dios te ha dado, a ti y a tu casa. Lo celebrarás junto con el levita y el extranjero que están en tu comunidad.</w:t>
+        <w:t xml:space="preserve"> Y celebrarás por todo lo bueno que el Señor tu Dios te ha dado, a ti y a tu casa. Lo celebrarás junto con el levita y el extranjero que están en tu comunidad.</w:t>
       </w:r>
     </w:p>
     <w:p>
@@ -14138,7 +14138,7 @@
         <w:rPr>
           <w:lang w:val="es_ES" w:bidi="es_ES"/>
         </w:rPr>
-        <w:t xml:space="preserve"> Dirás ante el Señor tu Dios:—He apartado de mi casa la porción sagrada y se la he entregado al levita, al extranjero, al huérfano y a la viuda, tal como me lo ordenaste. No he desobedecido tus mandamientos ni los he olvidado.</w:t>
+        <w:t xml:space="preserve"> Dirás ante el Señor tu Dios:—He apartado de mi casa la porción sagrada. Se la he entregado al levita, al extranjero, al huérfano y a la viuda, tal como me lo ordenaste. No he desobedecido tus mandamientos ni los he olvidado.</w:t>
       </w:r>
     </w:p>
     <w:p>
@@ -14180,7 +14180,7 @@
         <w:rPr>
           <w:lang w:val="es_ES" w:bidi="es_ES"/>
         </w:rPr>
-        <w:t xml:space="preserve"> Mira desde tu morada sagrada en el cielo y bendice a tu pueblo y a la tierra que nos has dado, tal como prometiste a nuestros antepasados, una tierra donde abundan la leche y la miel.</w:t>
+        <w:t xml:space="preserve"> Mira desde tu morada sagrada en el cielo y bendice a tu pueblo, tal como prometiste a nuestros antepasados. Bendice a la tierra que nos has dado, una tierra donde abundan la leche y la miel.</w:t>
       </w:r>
     </w:p>
     <w:p>
@@ -14243,7 +14243,7 @@
         <w:rPr>
           <w:lang w:val="es_ES" w:bidi="es_ES"/>
         </w:rPr>
-        <w:t xml:space="preserve"> Hoy el Señor ha declarado que eres su pueblo exclusivo, como te lo prometió, y que obedecerás todos sus mandamientos.</w:t>
+        <w:t xml:space="preserve"> Hoy el Señor ha declarado que eres su pueblo exclusivo, como te lo prometió. Debes obedecer todos sus mandamientos.</w:t>
       </w:r>
     </w:p>
     <w:p>
@@ -14264,7 +14264,7 @@
         <w:rPr>
           <w:lang w:val="es_ES" w:bidi="es_ES"/>
         </w:rPr>
-        <w:t xml:space="preserve"> Entonces él te pondrá por encima de todas las naciones que ha creado, para que recibas alabanza, fama y honor. Serás un pueblo santo para el Señor tu Dios, como te lo prometió».</w:t>
+        <w:t xml:space="preserve"> Entonces él te pondrá por encima de todas las naciones que ha creado, para que recibas alabanza, fama y honor. Serás un pueblo santo para el Señor tu Dios, como te lo prometió.</w:t>
       </w:r>
     </w:p>
     <w:p>
@@ -14406,7 +14406,7 @@
         <w:rPr>
           <w:lang w:val="es_ES" w:bidi="es_ES"/>
         </w:rPr>
-        <w:t xml:space="preserve"> Entonces Moisés y los levitas dijeron a todo el pueblo de Israel:—Escucha, Israel, hoy te has convertido en el pueblo del Señor,</w:t>
+        <w:t xml:space="preserve"> Entonces Moisés y los levitas dijeron a todo el pueblo de Israel:—Escucha, Israel, hoy te has convertido en el pueblo del Señor.</w:t>
       </w:r>
     </w:p>
     <w:p>
@@ -14427,7 +14427,7 @@
         <w:rPr>
           <w:lang w:val="es_ES" w:bidi="es_ES"/>
         </w:rPr>
-        <w:t xml:space="preserve"> por lo tanto, obedece al Seño y cumple todos estos mandamientos que te he dado.</w:t>
+        <w:t xml:space="preserve"> Por lo tanto, obedece al Señor y cumple todos estos mandamientos que te he dado.</w:t>
       </w:r>
     </w:p>
     <w:p>
@@ -14532,7 +14532,7 @@
         <w:rPr>
           <w:lang w:val="es_ES" w:bidi="es_ES"/>
         </w:rPr>
-        <w:t xml:space="preserve"> «Maldito el que haga un ídolo esculpido o de metal fundido, algo detestable para el Señor, hecho por manos humanas, y lo ponga en un lugar oculto». Y todo el pueblo responderá: «Amén».</w:t>
+        <w:t xml:space="preserve"> —Maldito el que haga un ídolo esculpido o de metal fundido, algo detestable para el Señor, hecho por manos humanas, y lo ponga en un lugar oculto. —Amén —todo el pueblo responderá.</w:t>
       </w:r>
     </w:p>
     <w:p>
@@ -14553,7 +14553,7 @@
         <w:rPr>
           <w:lang w:val="es_ES" w:bidi="es_ES"/>
         </w:rPr>
-        <w:t xml:space="preserve"> «Maldito sea cualquiera que desprecie a su padre o a su madre». Y todo el pueblo responderá: «Amén».</w:t>
+        <w:t xml:space="preserve"> —Maldito sea cualquiera que desprecie a su padre o a su madre. —Amén —todo el pueblo responderá.</w:t>
       </w:r>
     </w:p>
     <w:p>
@@ -14574,7 +14574,7 @@
         <w:rPr>
           <w:lang w:val="es_ES" w:bidi="es_ES"/>
         </w:rPr>
-        <w:t xml:space="preserve"> «Maldito sea quien altere las marcas de los límites de su propiedad y la de su vecino». Y todo el pueblo responderá: «Amén».</w:t>
+        <w:t xml:space="preserve"> —Maldito sea quien altere las marcas de los límites de su propiedad y las de su vecino. —Amén —todo el pueblo responderá.</w:t>
       </w:r>
     </w:p>
     <w:p>
@@ -14595,7 +14595,7 @@
         <w:rPr>
           <w:lang w:val="es_ES" w:bidi="es_ES"/>
         </w:rPr>
-        <w:t xml:space="preserve"> «Maldito sea quien ponga tropiezo delante de un ciego». Y todo el pueblo responderá: «Amén».</w:t>
+        <w:t xml:space="preserve"> —Maldito sea quien ponga tropiezo delante de un ciego. —Amén —todo el pueblo responderá.</w:t>
       </w:r>
     </w:p>
     <w:p>
@@ -14616,7 +14616,7 @@
         <w:rPr>
           <w:lang w:val="es_ES" w:bidi="es_ES"/>
         </w:rPr>
-        <w:t xml:space="preserve"> «Maldito sea quien cometa injusticia contra el extranjero, el huérfano y la viuda».Y todo el pueblo responderá: «Amén».</w:t>
+        <w:t xml:space="preserve"> —Maldito sea quien cometa injusticia contra el extranjero, el huérfano y la viuda.—Amén —todo el pueblo responderá.</w:t>
       </w:r>
     </w:p>
     <w:p>
@@ -14637,7 +14637,7 @@
         <w:rPr>
           <w:lang w:val="es_ES" w:bidi="es_ES"/>
         </w:rPr>
-        <w:t xml:space="preserve"> «Maldito sea quien se acueste con una esposa de su padre, porque ella es de su padre». Y todo el pueblo responderá: «Amén».</w:t>
+        <w:t xml:space="preserve"> —Maldito sea quien se acueste con una esposa de su padre, porque ella es de su padre. —Amén —todo el pueblo responderá.</w:t>
       </w:r>
     </w:p>
     <w:p>
@@ -14679,7 +14679,7 @@
         <w:rPr>
           <w:lang w:val="es_ES" w:bidi="es_ES"/>
         </w:rPr>
-        <w:t xml:space="preserve"> «Maldito sea quien tenga relación sexual con su hermana». Y todo el pueblo responderá: «Amén».</w:t>
+        <w:t xml:space="preserve"> —Maldito sea quien tenga relación sexual con su hermana. —Amén —todo el pueblo responderá.</w:t>
       </w:r>
     </w:p>
     <w:p>
@@ -14700,7 +14700,7 @@
         <w:rPr>
           <w:lang w:val="es_ES" w:bidi="es_ES"/>
         </w:rPr>
-        <w:t xml:space="preserve"> «Maldito sea quien tenga relaciones sexuales con su suegra». Y todo el pueblo responderá: «Amén».</w:t>
+        <w:t xml:space="preserve"> —Maldito sea quien tenga relaciones sexuales con su suegra. —Amén —todo el pueblo responderá.</w:t>
       </w:r>
     </w:p>
     <w:p>
@@ -14721,7 +14721,7 @@
         <w:rPr>
           <w:lang w:val="es_ES" w:bidi="es_ES"/>
         </w:rPr>
-        <w:t xml:space="preserve"> «Maldito sea quien mate a otra persona en secreto». Y todo el pueblo responderá: «Amén».</w:t>
+        <w:t xml:space="preserve"> —Maldito sea quien mate a otra persona en secreto. —Amén —todo el pueblo responderá.</w:t>
       </w:r>
     </w:p>
     <w:p>
@@ -14742,7 +14742,7 @@
         <w:rPr>
           <w:lang w:val="es_ES" w:bidi="es_ES"/>
         </w:rPr>
-        <w:t xml:space="preserve"> «Maldito sea quien acepte soborno para matar a un inocente».Y todo el pueblo responderá: «Amén».</w:t>
+        <w:t xml:space="preserve"> —Maldito sea quien acepte soborno para matar a un inocente.—Amén —todo el pueblo responderá.</w:t>
       </w:r>
     </w:p>
     <w:p>
@@ -14763,7 +14763,7 @@
         <w:rPr>
           <w:lang w:val="es_ES" w:bidi="es_ES"/>
         </w:rPr>
-        <w:t xml:space="preserve"> «Maldito sea quien no obedezca todo lo establecido en esta ley». Y todo el pueblo responderá: «Amén».</w:t>
+        <w:t xml:space="preserve"> —Maldito sea quien no obedezca todo lo establecido en esta ley. —Amén —todo el pueblo responderá.</w:t>
       </w:r>
     </w:p>
     <w:p>
@@ -14842,7 +14842,7 @@
         <w:rPr>
           <w:lang w:val="es_ES" w:bidi="es_ES"/>
         </w:rPr>
-        <w:t xml:space="preserve"> El Señor te dará la victoria sobre tus enemigos. Serán derrotados delante de ti; vendrán contra ti por un camino, pero huirán de ti por siete caminos.</w:t>
+        <w:t xml:space="preserve"> El Señor te dará la victoria sobre tus enemigos. Serán derrotados delante de ti. Vendrán contra ti por un camino, pero huirán de ti por 7 caminos.</w:t>
       </w:r>
     </w:p>
     <w:p>
@@ -14926,7 +14926,7 @@
         <w:rPr>
           <w:lang w:val="es_ES" w:bidi="es_ES"/>
         </w:rPr>
-        <w:t xml:space="preserve"> El Señor te concederá gran prosperidad en la tierra que juró dar a tus antepasados: tendrás muchos hijos, animales numerosos y cosechas abundantes.</w:t>
+        <w:t xml:space="preserve"> El Señor te concederá gran prosperidad en la tierra que juró dar a tus antepasados. Tendrás muchos hijos, animales numerosos y cosechas abundantes.</w:t>
       </w:r>
     </w:p>
     <w:p>
@@ -14968,7 +14968,7 @@
         <w:rPr>
           <w:lang w:val="es_ES" w:bidi="es_ES"/>
         </w:rPr>
-        <w:t xml:space="preserve"> Si escuchas y obedeces los mandamientos del Señor tu Dios que te estoy dando hoy, él te pondrá como cabeza y no como cola, y estarás siempre arriba y nunca abajo.</w:t>
+        <w:t xml:space="preserve"> Si escuchas y obedeces los mandamientos del Señor tu Dios que te estoy dando hoy, él te pondrá como cabeza y no como cola. Estarás siempre arriba y nunca abajo.</w:t>
       </w:r>
     </w:p>
     <w:p>
@@ -14989,7 +14989,7 @@
         <w:rPr>
           <w:lang w:val="es_ES" w:bidi="es_ES"/>
         </w:rPr>
-        <w:t xml:space="preserve"> Pero No desobedezcas nada de lo que hoy te ordeno, ni adores a otros dioses.</w:t>
+        <w:t xml:space="preserve"> No desobedezcas nada de lo que hoy te ordeno, ni adores a otros dioses.</w:t>
       </w:r>
     </w:p>
     <w:p>
@@ -15031,7 +15031,7 @@
         <w:rPr>
           <w:lang w:val="es_ES" w:bidi="es_ES"/>
         </w:rPr>
-        <w:t xml:space="preserve"> El Señor enviará sobre ti su maldición: frustración y fracaso en todo lo que hagas, hasta que seas destruido rápidamente por tus malas acciones al haberlo abandonado.</w:t>
+        <w:t xml:space="preserve"> La maldición que el Señor enviará sobre ti será la frustración y el fracaso en todo lo que hagas. Serás destruido rápidamente por tus malas acciones al haberlo abandonado.</w:t>
       </w:r>
     </w:p>
     <w:p>
@@ -15136,7 +15136,7 @@
         <w:rPr>
           <w:lang w:val="es_ES" w:bidi="es_ES"/>
         </w:rPr>
-        <w:t xml:space="preserve"> El Señor hará que seas derrotado por tus enemigos; avanzarás contra ellos por un camino, pero huirás de ellos por siete caminos, y serás motivo de horror para todos los reinos de la tierra.</w:t>
+        <w:t xml:space="preserve"> El Señor hará que seas derrotado por tus enemigos. Avanzarás contra ellos por un camino, pero huirás de ellos por 7 caminos. Serás motivo de horror para todos los reinos de la tierra.</w:t>
       </w:r>
     </w:p>
     <w:p>
@@ -15220,7 +15220,7 @@
         <w:rPr>
           <w:lang w:val="es_ES" w:bidi="es_ES"/>
         </w:rPr>
-        <w:t xml:space="preserve"> Caminarás a tientas al mediodía, como lo hace un ciego en la oscuridad. No prosperarás en nada de lo que emprendas, serás constantemente oprimido y despojado, y nadie podrá salvarte.</w:t>
+        <w:t xml:space="preserve"> Caminarás a tientas al mediodía, como lo hace un ciego en la oscuridad. No prosperarás en nada de lo que emprendas. Serás constantemente oprimido y despojado, y nadie podrá salvarte.</w:t>
       </w:r>
     </w:p>
     <w:p>
@@ -15304,7 +15304,7 @@
         <w:rPr>
           <w:lang w:val="es_ES" w:bidi="es_ES"/>
         </w:rPr>
-        <w:t xml:space="preserve"> Un pueblo extranjeron del cual ni siquiera has oído se comerá las cosechas que con tanto trabajo cultivaste. Siempre estarás oprimido y explotado.</w:t>
+        <w:t xml:space="preserve"> Un pueblo extranjero del cual ni siquiera has oído se comerá las cosechas que con tanto trabajo cultivaste. Siempre estarás oprimido y explotado.</w:t>
       </w:r>
     </w:p>
     <w:p>
@@ -15640,7 +15640,7 @@
         <w:rPr>
           <w:lang w:val="es_ES" w:bidi="es_ES"/>
         </w:rPr>
-        <w:t xml:space="preserve"> El Señor enviará contra ti una nación lejana que llegará rápidamente como un águila y hablará un idioma que no comprendes,</w:t>
+        <w:t xml:space="preserve"> El Señor enviará contra ti una nación lejana que llegará rápidamente como un águila y hablará un idioma que no comprendes.</w:t>
       </w:r>
     </w:p>
     <w:p>
@@ -15661,7 +15661,7 @@
         <w:rPr>
           <w:lang w:val="es_ES" w:bidi="es_ES"/>
         </w:rPr>
-        <w:t xml:space="preserve"> una nación de hombres feroces y crueles que no tendrán compasión de jóvenes ni de ancianos.</w:t>
+        <w:t xml:space="preserve"> Será una nación de hombres feroces y crueles que no tendrán compasión de jóvenes ni de ancianos.</w:t>
       </w:r>
     </w:p>
     <w:p>
@@ -16118,7 +16118,7 @@
         <w:rPr>
           <w:lang w:val="es_ES" w:bidi="es_ES"/>
         </w:rPr>
-        <w:t xml:space="preserve"> Durante cuarenta años, los guie por el desierto, y sus vestiduras no se desgastaron, ni se les gastó el calzado.</w:t>
+        <w:t xml:space="preserve"> Durante 40 años, los guie por el desierto, y sus vestiduras no se desgastaron, ni se les gastó el calzado.</w:t>
       </w:r>
     </w:p>
     <w:p>
@@ -16223,7 +16223,7 @@
         <w:rPr>
           <w:lang w:val="es_ES" w:bidi="es_ES"/>
         </w:rPr>
-        <w:t xml:space="preserve"> Hoy todos ustedes están reunidos ante el Señor su Dios: sus jefes, el pueblo, sus jueces y oficiales.</w:t>
+        <w:t xml:space="preserve"> Hoy todos ustedes están reunidos ante el Señor su Dios. Están sus jefes, el pueblo, sus jueces y oficiales.</w:t>
       </w:r>
     </w:p>
     <w:p>
@@ -16244,7 +16244,7 @@
         <w:rPr>
           <w:lang w:val="es_ES" w:bidi="es_ES"/>
         </w:rPr>
-        <w:t xml:space="preserve"> Con sus hijos, sus esposas y los extranjeros que viven entre ustedes, desde los que cortan leña hasta los que sacan agua.</w:t>
+        <w:t xml:space="preserve"> También están sus hijos, sus esposas y los extranjeros que viven entre ustedes, desde los que cortan leña hasta los que sacan agua.</w:t>
       </w:r>
     </w:p>
     <w:p>
@@ -16580,7 +16580,7 @@
         <w:rPr>
           <w:lang w:val="es_ES" w:bidi="es_ES"/>
         </w:rPr>
-        <w:t xml:space="preserve"> Por eso la ira del Señor ardió contra esta tierra y trajo sobre ella todas las maldiciones escritas en este libro.</w:t>
+        <w:t xml:space="preserve"> Por eso la ira del Señor ardió contra esta tierra, y trajo sobre ella todas las maldiciones escritas en este libro.</w:t>
       </w:r>
     </w:p>
     <w:p>
@@ -16659,7 +16659,7 @@
         <w:rPr>
           <w:lang w:val="es_ES" w:bidi="es_ES"/>
         </w:rPr>
-        <w:t xml:space="preserve"> Cuando todas estas cosas te sucedan, las bendiciones y las maldiciones que te he anunciado, y las recuerdes en las naciones a donde el Señor tu Dios te haya llevado,</w:t>
+        <w:t xml:space="preserve"> Puede ser que todas estas cosas te sucedan, las bendiciones y las maldiciones que te he anunciado. Puede ocurrir que las recuerdes en las naciones a donde el Señor tu Dios te haya llevado.</w:t>
       </w:r>
     </w:p>
     <w:p>
@@ -16680,7 +16680,7 @@
         <w:rPr>
           <w:lang w:val="es_ES" w:bidi="es_ES"/>
         </w:rPr>
-        <w:t xml:space="preserve"> si regresas al Señor tu Dios y tú y tus hijos lo obedecen de todo corazón, cumpliendo todo lo que hoy te ordeno,</w:t>
+        <w:t xml:space="preserve"> Si regresas al Señor tu Dios y tú y tus hijos lo obedecen de todo corazón, cumpliendo todo lo que hoy te ordeno,</w:t>
       </w:r>
     </w:p>
     <w:p>
@@ -16701,7 +16701,7 @@
         <w:rPr>
           <w:lang w:val="es_ES" w:bidi="es_ES"/>
         </w:rPr>
-        <w:t xml:space="preserve"> el Señor tu Dios cambiará tu destino, se compadecerá de ti y volverá a reunirte de entre todos los pueblos donde te dispersó.</w:t>
+        <w:t xml:space="preserve"> el Señor tu Dios cambiará tu destino. Se compadecerá de ti y volverá a reunirte de entre todos los pueblos donde te dispersó.</w:t>
       </w:r>
     </w:p>
     <w:p>
@@ -16764,7 +16764,7 @@
         <w:rPr>
           <w:lang w:val="es_ES" w:bidi="es_ES"/>
         </w:rPr>
-        <w:t xml:space="preserve"> El Señor tu Dios limpiará tu corazón y el de tus hijos para que lo ames con todo tu corazón y con toda tu alma, y así tengas vida.</w:t>
+        <w:t xml:space="preserve"> El Señor tu Dios limpiará tu corazón y el de tus hijos para que lo ames con todo tu corazón y con toda tu alma, y para que así tengas vida.</w:t>
       </w:r>
     </w:p>
     <w:p>
@@ -16806,7 +16806,7 @@
         <w:rPr>
           <w:lang w:val="es_ES" w:bidi="es_ES"/>
         </w:rPr>
-        <w:t xml:space="preserve"> El Señor tu Dios bendecirá todo tu trabajo, te dará muchos hijos, abundante ganado y cosechas prósperas, porque volverá a alegrarse por ti como se alegró por tus padres.</w:t>
+        <w:t xml:space="preserve"> El Señor tu Dios bendecirá todo tu trabajo. Te dará muchos hijos, abundante ganado y cosechas prósperas, porque volverá a alegrarse por ti como se alegró por tus padres.</w:t>
       </w:r>
     </w:p>
     <w:p>
@@ -16827,7 +16827,7 @@
         <w:rPr>
           <w:lang w:val="es_ES" w:bidi="es_ES"/>
         </w:rPr>
-        <w:t xml:space="preserve"> Pero solo si obedeces los mandamientos escritos en este libro de la ley y regresas al Señor tu Dios con todo tu corazón y con toda tu alma.</w:t>
+        <w:t xml:space="preserve"> Pero será así solo si obedeces los mandamientos escritos en este libro de la ley y regresas al Señor tu Dios con todo tu corazón y con toda tu alma.</w:t>
       </w:r>
     </w:p>
     <w:p>
@@ -16869,7 +16869,7 @@
         <w:rPr>
           <w:lang w:val="es_ES" w:bidi="es_ES"/>
         </w:rPr>
-        <w:t xml:space="preserve"> No están en el cielo, fuera de tu alcance, ni necesitas que alguien suba a traértelos.</w:t>
+        <w:t xml:space="preserve"> No está en el cielo, fuera de tu alcance, ni necesitas que alguien suba a traértelo.</w:t>
       </w:r>
     </w:p>
     <w:p>
@@ -16890,7 +16890,7 @@
         <w:rPr>
           <w:lang w:val="es_ES" w:bidi="es_ES"/>
         </w:rPr>
-        <w:t xml:space="preserve"> No están más allá del mar, ni necesitas que alguien cruce el océano a traértelos.</w:t>
+        <w:t xml:space="preserve"> No está más allá del mar, ni necesitas que alguien cruce el océano a traértelo.</w:t>
       </w:r>
     </w:p>
     <w:p>
@@ -16911,7 +16911,7 @@
         <w:rPr>
           <w:lang w:val="es_ES" w:bidi="es_ES"/>
         </w:rPr>
-        <w:t xml:space="preserve"> Están muy cerca de ti, en tu boca y en tu corazón, listos para que los obedezcas.</w:t>
+        <w:t xml:space="preserve"> Está muy cerca de ti, en tu boca y en tu corazón, listo para que lo obedezcas.</w:t>
       </w:r>
     </w:p>
     <w:p>
@@ -16953,7 +16953,7 @@
         <w:rPr>
           <w:lang w:val="es_ES" w:bidi="es_ES"/>
         </w:rPr>
-        <w:t xml:space="preserve"> Si obedeces al Señor tu Dios y cumples sus mandamientos y decretos, vivirás y te multiplicarás, y él te bendecirá en la tierra que vas a tomar como heredad.</w:t>
+        <w:t xml:space="preserve"> Si obedeces al Señor tu Dios y cumples sus mandamientos y decretos, vivirás y te multiplicarás. Él te bendecirá en la tierra que vas a tomar como heredad.</w:t>
       </w:r>
     </w:p>
     <w:p>
@@ -16974,7 +16974,7 @@
         <w:rPr>
           <w:lang w:val="es_ES" w:bidi="es_ES"/>
         </w:rPr>
-        <w:t xml:space="preserve"> Pero si tu corazón se desvía y no quieres escuchar, y te inclinas hacia la idolatría,</w:t>
+        <w:t xml:space="preserve"> Pero si tu corazón se aparta y no obedeces, y te inclinas hacia la idolatría,</w:t>
       </w:r>
     </w:p>
     <w:p>
@@ -16995,7 +16995,7 @@
         <w:rPr>
           <w:lang w:val="es_ES" w:bidi="es_ES"/>
         </w:rPr>
-        <w:t xml:space="preserve"> Pero si tu corazón se aparta y no obedeces, te advierto que morirás sin disfrutar mucho tiempo de la tierra que vas a poseer.</w:t>
+        <w:t xml:space="preserve"> te advierto que morirás sin disfrutar mucho tiempo de la tierra que vas a poseer.</w:t>
       </w:r>
     </w:p>
     <w:p>
@@ -17016,7 +17016,7 @@
         <w:rPr>
           <w:lang w:val="es_ES" w:bidi="es_ES"/>
         </w:rPr>
-        <w:t xml:space="preserve"> Hoy convoco al cielo y la tierra como testigos: te he dado a elegir entre la vida y la muerte, entre la bendición y la maldición. Escoge la vida para que tú y tus hijos vivan.</w:t>
+        <w:t xml:space="preserve"> Hoy convoco al cielo y la tierra como testigos. Te he dado a elegir entre la vida y la muerte, entre la bendición y la maldición. Escoge la vida para que tú y tus hijos vivan.</w:t>
       </w:r>
     </w:p>
     <w:p>
@@ -17242,7 +17242,7 @@
         <w:rPr>
           <w:lang w:val="es_ES" w:bidi="es_ES"/>
         </w:rPr>
-        <w:t xml:space="preserve"> Moisés puso por escrito esta ley y la confió a los sacerdotes levitas que cargaban el arca del pacto del Señor y a los ancianos de Israel.</w:t>
+        <w:t xml:space="preserve"> Moisés puso por escrito esta ley y la confió a los ancianos de Israel y a los sacerdotes levitas que cargaban el arca del pacto del Señor.</w:t>
       </w:r>
     </w:p>
     <w:p>
@@ -17263,7 +17263,7 @@
         <w:rPr>
           <w:lang w:val="es_ES" w:bidi="es_ES"/>
         </w:rPr>
-        <w:t xml:space="preserve"> Moisés les ordenó:—Cada 7 años, en el año del perdón de deudas, durante la fiesta de las Enramadas, cuando todo Israel se reúna ante el Señor tu Dios en el lugar que él elija, leerás esta ley en voz alta delante de todo el pueblo.</w:t>
+        <w:t xml:space="preserve"> Moisés les ordenó:—Cada 7 años, en el año del perdón de deudas, durante la fiesta de las enramadas, todo Israel se reunirá ante el Señor tu Dios en el lugar que él elija. Leerás esta ley en voz alta delante de todo el pueblo.</w:t>
       </w:r>
     </w:p>
     <w:p>
@@ -17389,7 +17389,7 @@
         <w:rPr>
           <w:lang w:val="es_ES" w:bidi="es_ES"/>
         </w:rPr>
-        <w:t xml:space="preserve"> Cuando esto suceda, se encenderá mi ira contra ellos y los abandonaré. Ocultaré mi rostro y serán presa fácil. Entonces les sobrevendrán muchos desastres y adversidades, y se preguntarán: "¿No es verdad que todos estos desastres nos han sobrevenido porque nuestro Dios ya no está con nosotros?".</w:t>
+        <w:t xml:space="preserve"> Cuando esto suceda, se encenderá mi ira contra ellos y los abandonaré. Ocultaré mi rostro y serán presa fácil. Entonces les sobrevendrán muchos desastres y adversidades. Se preguntarán: "¿No es verdad que todos estos desastres nos han sobrevenido porque nuestro Dios ya no está con nosotros?".</w:t>
       </w:r>
     </w:p>
     <w:p>
@@ -17410,7 +17410,7 @@
         <w:rPr>
           <w:lang w:val="es_ES" w:bidi="es_ES"/>
         </w:rPr>
-        <w:t xml:space="preserve"> Y ese día ocultaré mi rostro por haber cometido la maldad de irse tras otros dioses.</w:t>
+        <w:t xml:space="preserve"> Y ese día ocultaré mi rostro porque ellos habrán cometido la maldad de irse tras otros dioses.</w:t>
       </w:r>
     </w:p>
     <w:p>
@@ -17909,7 +17909,7 @@
         <w:rPr>
           <w:lang w:val="es_ES" w:bidi="es_ES"/>
         </w:rPr>
-        <w:t xml:space="preserve"> Como el águila que anima a su nidada, que revolotea sobre sus polluelos, así extendió sus alas, los tomó y los llevó sobre sus plumas.</w:t>
+        <w:t xml:space="preserve"> Como el águila que anima a su nidada, que revolotea sobre sus polluelos, así extendió sus alas, lo tomó y lo llevó sobre sus plumas.</w:t>
       </w:r>
     </w:p>
     <w:p>
@@ -17930,7 +17930,7 @@
         <w:rPr>
           <w:lang w:val="es_ES" w:bidi="es_ES"/>
         </w:rPr>
-        <w:t xml:space="preserve"> Solo el Señor los guiaba;no hubo ningún dios ajeno.</w:t>
+        <w:t xml:space="preserve"> Solo el Señor lo guiaba;no hubo ningún dios ajeno.</w:t>
       </w:r>
     </w:p>
     <w:p>
@@ -17972,7 +17972,7 @@
         <w:rPr>
           <w:lang w:val="es_ES" w:bidi="es_ES"/>
         </w:rPr>
-        <w:t xml:space="preserve"> Les dio natas y leche de vacas y ovejas, corderos gordos y cabritos, toros escogidos de Basán y las mejores espigas de trigo. Bebieron el jugo de la uva.</w:t>
+        <w:t xml:space="preserve"> Le dio natas y leche de vacas y ovejas, corderos gordos y cabritos, toros escogidos de Basán y las mejores espigas de trigo. Bebió el jugo de la uva.</w:t>
       </w:r>
     </w:p>
     <w:p>
@@ -18056,7 +18056,7 @@
         <w:rPr>
           <w:lang w:val="es_ES" w:bidi="es_ES"/>
         </w:rPr>
-        <w:t xml:space="preserve"> Abandonaron a la Roca que los creó, y olvidaron a Dios que les dio vida.</w:t>
+        <w:t xml:space="preserve"> Abandonaron a la Roca que los creó, y olvidaron al Dios que les dio vida.</w:t>
       </w:r>
     </w:p>
     <w:p>
@@ -18308,7 +18308,7 @@
         <w:rPr>
           <w:lang w:val="es_ES" w:bidi="es_ES"/>
         </w:rPr>
-        <w:t xml:space="preserve"> ¿Cómo podría uno perseguir a mil, y dos hacer huir a diez mil? Solo porque su Roca los vendió y el Señor los entregó.</w:t>
+        <w:t xml:space="preserve"> ¿Cómo podría 1 perseguir a 1.000, y 2 hacer huir a 10.000? Solo porque su Roca los vendió y el Señor los entregó.</w:t>
       </w:r>
     </w:p>
     <w:p>
@@ -18518,7 +18518,7 @@
         <w:rPr>
           <w:lang w:val="es_ES" w:bidi="es_ES"/>
         </w:rPr>
-        <w:t xml:space="preserve"> Levanto mi mano al cielo y juro: Tan cierto como que yo vivo para siempre,</w:t>
+        <w:t xml:space="preserve"> Levanto mi mano al cielo y juro.Tan cierto como que yo vivo para siempre,</w:t>
       </w:r>
     </w:p>
     <w:p>
@@ -18644,7 +18644,7 @@
         <w:rPr>
           <w:lang w:val="es_ES" w:bidi="es_ES"/>
         </w:rPr>
-        <w:t xml:space="preserve"> Porque no es un mensaje sin importancia para ustedes; es su vida. Si obedecen este mensaje, vivirán muchos años en la tierra que van a poseer al cruzar el Jordán.</w:t>
+        <w:t xml:space="preserve"> No es un mensaje sin importancia para ustedes; es su vida. Si obedecen este mensaje, vivirán muchos años en la tierra que van a poseer al cruzar el Jordán.</w:t>
       </w:r>
     </w:p>
     <w:p>
@@ -18686,7 +18686,7 @@
         <w:rPr>
           <w:lang w:val="es_ES" w:bidi="es_ES"/>
         </w:rPr>
-        <w:t xml:space="preserve"> —Sube a los montes de Abarín, para ver el monte Nebo, que está en la tierra de Moab frente a Jericó, y mira también la tierra de Canaán que yo les doy a los israelitas.</w:t>
+        <w:t xml:space="preserve"> —Sube a los montes de Abarín, para ver el monte Nebo, que está en la tierra de Moab frente a Jericó. Mira también la tierra de Canaán que yo les doy a los israelitas.</w:t>
       </w:r>
     </w:p>
     <w:p>
@@ -18728,7 +18728,7 @@
         <w:rPr>
           <w:lang w:val="es_ES" w:bidi="es_ES"/>
         </w:rPr>
-        <w:t xml:space="preserve"> Esto es porque ustedes dos me desobedecieron delante de los israelitas, junto al manantial de Meribá de Cades, en el desierto de Zin.</w:t>
+        <w:t xml:space="preserve"> Esto es porque ustedes 2 me desobedecieron delante de los israelitas, junto al manantial de Meribá de Cades, en el desierto de Zin.</w:t>
       </w:r>
     </w:p>
     <w:p>
@@ -18807,7 +18807,7 @@
         <w:rPr>
           <w:lang w:val="es_ES" w:bidi="es_ES"/>
         </w:rPr>
-        <w:t xml:space="preserve"> El Señor vino desde el Sinaí, brilló sobre ellos desde Seir, resplandeció desde el monte Parán y llegó con miles y miles de sus ángeles; de su mano derecha salía fuego ardiente.</w:t>
+        <w:t xml:space="preserve"> El Señor vino desde el Sinaí, brilló sobre ellos desde Seír, resplandeció desde el monte Parán y llegó con miles y miles de sus ángeles; de su mano derecha salía fuego ardiente.</w:t>
       </w:r>
     </w:p>
     <w:p>
@@ -19059,7 +19059,7 @@
         <w:rPr>
           <w:lang w:val="es_ES" w:bidi="es_ES"/>
         </w:rPr>
-        <w:t xml:space="preserve"> Que el Señor le dé las mejores cosechas que maduran con los ciclos de el sol o de la luna.</w:t>
+        <w:t xml:space="preserve"> Que el Señor le dé las mejores cosechas que maduran con los ciclos del sol o de la luna.</w:t>
       </w:r>
     </w:p>
     <w:p>
@@ -19080,7 +19080,7 @@
         <w:rPr>
           <w:lang w:val="es_ES" w:bidi="es_ES"/>
         </w:rPr>
-        <w:t xml:space="preserve"> Con las cosechas más selectas de las montañas y de las laderas de las colinas.</w:t>
+        <w:t xml:space="preserve"> Que el Señor le dé las cosechas más selectas de las montañas y de las laderas de las colinas.</w:t>
       </w:r>
     </w:p>
     <w:p>
@@ -19411,7 +19411,7 @@
         <w:rPr>
           <w:lang w:val="es_ES" w:bidi="es_ES"/>
         </w:rPr>
-        <w:t xml:space="preserve"> Moisés subió desde las llanuras de Moab hasta el monte Nebo, a la cumbre del Pisgá, que está frente a Jericó. Allí el Señor le mostró toda el territorio de Galaad hasta Dan,</w:t>
+        <w:t xml:space="preserve"> Moisés subió desde las llanuras de Moab hasta el monte Nebo, a la cumbre del Pisgá, que está frente a Jericó. Allí el Señor le mostró todo el territorio de Galaad hasta Dan.</w:t>
       </w:r>
     </w:p>
     <w:p>
@@ -19432,7 +19432,7 @@
         <w:rPr>
           <w:lang w:val="es_ES" w:bidi="es_ES"/>
         </w:rPr>
-        <w:t xml:space="preserve"> todo Neftalí, la tierra de Efraín y Manasés, la tierra de Judá hasta el mar Mediterráneo,</w:t>
+        <w:t xml:space="preserve"> Le mostró todo Neftalí, la tierra de Efraín y Manasés, la tierra de Judá hasta el mar Mediterráneo,</w:t>
       </w:r>
     </w:p>
     <w:p>
@@ -19537,7 +19537,7 @@
         <w:rPr>
           <w:lang w:val="es_ES" w:bidi="es_ES"/>
         </w:rPr>
-        <w:t xml:space="preserve"> Moisés tenía ciento veinte años cuando murió. Sin embargo, su vista seguía siendo clara y conservaba la fuerza de un joven.</w:t>
+        <w:t xml:space="preserve"> Moisés tenía 120 años cuando murió. Sin embargo, su vista seguía siendo clara y conservaba la fuerza de un joven.</w:t>
       </w:r>
     </w:p>
     <w:p>
@@ -19558,7 +19558,7 @@
         <w:rPr>
           <w:lang w:val="es_ES" w:bidi="es_ES"/>
         </w:rPr>
-        <w:t xml:space="preserve"> Los israelitas lloraron a Moisés en las llanuras de Moab durante treinta días, hasta que terminó el tiempo de luto por él.</w:t>
+        <w:t xml:space="preserve"> Los israelitas lloraron a Moisés en las llanuras de Moab durante 30 días, hasta que terminó el tiempo de luto por él.</w:t>
       </w:r>
     </w:p>
     <w:p>
